--- a/lars/React Node/Lars_Jansen.docx
+++ b/lars/React Node/Lars_Jansen.docx
@@ -65,12 +65,9 @@
         <w:gridCol w:w="10340"/>
       </w:tblGrid>
       <w:tr>
-        <w:tblPrEx>
-          <w:tblCellMar>
-            <w:top w:w="0" w:type="dxa"/>
-            <w:bottom w:w="0" w:type="dxa"/>
-          </w:tblCellMar>
-        </w:tblPrEx>
+        <w:trPr>
+          <w:trHeight w:val="105"/>
+        </w:trPr>
         <w:tc>
           <w:tcPr>
             <w:tcW w:w="0" w:type="auto"/>
@@ -163,6 +160,7 @@
     <w:p>
       <w:pPr>
         <w:pStyle w:val="NormalWeb"/>
+        <w:spacing w:before="0" w:beforeAutospacing="0" w:after="0" w:afterAutospacing="0"/>
         <w:jc w:val="both"/>
         <w:rPr>
           <w:rFonts w:ascii="Arial" w:hAnsi="Arial" w:cs="Arial"/>
@@ -1778,12 +1776,6 @@
         <w:gridCol w:w="3060"/>
       </w:tblGrid>
       <w:tr>
-        <w:tblPrEx>
-          <w:tblCellMar>
-            <w:top w:w="0" w:type="dxa"/>
-            <w:bottom w:w="0" w:type="dxa"/>
-          </w:tblCellMar>
-        </w:tblPrEx>
         <w:tc>
           <w:tcPr>
             <w:tcW w:w="3500" w:type="pct"/>
@@ -2792,8 +2784,17 @@
       <w:pPr>
         <w:spacing w:after="80"/>
       </w:pPr>
-      <w:bookmarkStart w:id="0" w:name="_GoBack"/>
-      <w:bookmarkEnd w:id="0"/>
+    </w:p>
+    <w:p>
+      <w:pPr>
+        <w:tabs>
+          <w:tab w:val="left" w:pos="458"/>
+        </w:tabs>
+        <w:spacing w:after="80"/>
+      </w:pPr>
+      <w:r>
+        <w:tab/>
+      </w:r>
     </w:p>
     <w:tbl>
       <w:tblPr>
@@ -2817,12 +2818,6 @@
         <w:gridCol w:w="3060"/>
       </w:tblGrid>
       <w:tr>
-        <w:tblPrEx>
-          <w:tblCellMar>
-            <w:top w:w="0" w:type="dxa"/>
-            <w:bottom w:w="0" w:type="dxa"/>
-          </w:tblCellMar>
-        </w:tblPrEx>
         <w:tc>
           <w:tcPr>
             <w:tcW w:w="3500" w:type="pct"/>
@@ -3509,11 +3504,6 @@
         <w:t xml:space="preserve"> patterns and event exports that supported reporting needs without destabilizing core OLTP performance.</w:t>
       </w:r>
     </w:p>
-    <w:p>
-      <w:pPr>
-        <w:spacing w:after="80"/>
-      </w:pPr>
-    </w:p>
     <w:tbl>
       <w:tblPr>
         <w:tblW w:w="5000" w:type="pct"/>
@@ -3536,12 +3526,6 @@
         <w:gridCol w:w="3060"/>
       </w:tblGrid>
       <w:tr>
-        <w:tblPrEx>
-          <w:tblCellMar>
-            <w:top w:w="0" w:type="dxa"/>
-            <w:bottom w:w="0" w:type="dxa"/>
-          </w:tblCellMar>
-        </w:tblPrEx>
         <w:tc>
           <w:tcPr>
             <w:tcW w:w="3500" w:type="pct"/>
@@ -3952,12 +3936,6 @@
         <w:gridCol w:w="3060"/>
       </w:tblGrid>
       <w:tr>
-        <w:tblPrEx>
-          <w:tblCellMar>
-            <w:top w:w="0" w:type="dxa"/>
-            <w:bottom w:w="0" w:type="dxa"/>
-          </w:tblCellMar>
-        </w:tblPrEx>
         <w:tc>
           <w:tcPr>
             <w:tcW w:w="3500" w:type="pct"/>
@@ -4030,35 +4008,61 @@
           <w:numId w:val="14"/>
         </w:numPr>
         <w:jc w:val="both"/>
-      </w:pPr>
-      <w:r>
+        <w:rPr>
+          <w:rFonts w:ascii="Arial" w:hAnsi="Arial" w:cs="Arial"/>
+          <w:sz w:val="18"/>
+        </w:rPr>
+      </w:pPr>
+      <w:r>
+        <w:rPr>
+          <w:rFonts w:ascii="Arial" w:hAnsi="Arial" w:cs="Arial"/>
+          <w:sz w:val="18"/>
+        </w:rPr>
         <w:t xml:space="preserve">Completed a rigorous CS curriculum across </w:t>
       </w:r>
       <w:r>
         <w:rPr>
           <w:rStyle w:val="Strong"/>
+          <w:rFonts w:ascii="Arial" w:hAnsi="Arial" w:cs="Arial"/>
+          <w:sz w:val="18"/>
         </w:rPr>
         <w:t>algorithms</w:t>
       </w:r>
       <w:r>
+        <w:rPr>
+          <w:rFonts w:ascii="Arial" w:hAnsi="Arial" w:cs="Arial"/>
+          <w:sz w:val="18"/>
+        </w:rPr>
         <w:t xml:space="preserve">, </w:t>
       </w:r>
       <w:r>
         <w:rPr>
           <w:rStyle w:val="Strong"/>
+          <w:rFonts w:ascii="Arial" w:hAnsi="Arial" w:cs="Arial"/>
+          <w:sz w:val="18"/>
         </w:rPr>
         <w:t>databases</w:t>
       </w:r>
       <w:r>
+        <w:rPr>
+          <w:rFonts w:ascii="Arial" w:hAnsi="Arial" w:cs="Arial"/>
+          <w:sz w:val="18"/>
+        </w:rPr>
         <w:t xml:space="preserve">, and </w:t>
       </w:r>
       <w:r>
         <w:rPr>
           <w:rStyle w:val="Strong"/>
+          <w:rFonts w:ascii="Arial" w:hAnsi="Arial" w:cs="Arial"/>
+          <w:sz w:val="18"/>
         </w:rPr>
         <w:t>software engineering</w:t>
       </w:r>
       <w:r>
+        <w:rPr>
+          <w:rFonts w:ascii="Arial" w:hAnsi="Arial" w:cs="Arial"/>
+          <w:sz w:val="18"/>
+        </w:rPr>
         <w:t>, with practical team projects emphasizing clean architecture and production-grade delivery habits.</w:t>
       </w:r>
     </w:p>
@@ -4427,6 +4431,8 @@
       <w:pPr>
         <w:spacing w:after="80"/>
       </w:pPr>
+      <w:bookmarkStart w:id="0" w:name="_GoBack"/>
+      <w:bookmarkEnd w:id="0"/>
     </w:p>
     <w:sectPr>
       <w:pgSz w:w="11906" w:h="16838"/>

--- a/lars/React Node/Lars_Jansen.docx
+++ b/lars/React Node/Lars_Jansen.docx
@@ -42,8 +42,6 @@
         </w:rPr>
         <w:t>Senior Software Engineer</w:t>
       </w:r>
-      <w:bookmarkStart w:id="0" w:name="_GoBack"/>
-      <w:bookmarkEnd w:id="0"/>
     </w:p>
     <w:tbl>
       <w:tblPr>
@@ -135,11 +133,6 @@
     </w:tbl>
     <w:p>
       <w:pPr>
-        <w:spacing w:after="120"/>
-      </w:pPr>
-    </w:p>
-    <w:p>
-      <w:pPr>
         <w:pBdr>
           <w:bottom w:val="single" w:sz="6" w:space="0" w:color="B91C1C"/>
         </w:pBdr>
@@ -162,91 +155,111 @@
         <w:spacing w:before="0" w:beforeAutospacing="0" w:after="0" w:afterAutospacing="0"/>
         <w:jc w:val="both"/>
         <w:rPr>
-          <w:sz w:val="12"/>
-        </w:rPr>
-      </w:pPr>
-      <w:proofErr w:type="gramStart"/>
+          <w:sz w:val="8"/>
+        </w:rPr>
+      </w:pPr>
       <w:r>
         <w:rPr>
           <w:sz w:val="20"/>
         </w:rPr>
-        <w:t xml:space="preserve">Senior backend engineer with 9+ years delivering cloud-native products for </w:t>
+        <w:t xml:space="preserve">Senior Full-Stack Engineer with 9+ years building </w:t>
       </w:r>
       <w:r>
         <w:rPr>
           <w:rStyle w:val="Strong"/>
           <w:sz w:val="20"/>
         </w:rPr>
-        <w:t>EV infrastructure</w:t>
+        <w:t>React</w:t>
       </w:r>
       <w:r>
         <w:rPr>
           <w:sz w:val="20"/>
         </w:rPr>
-        <w:t xml:space="preserve"> and high-traffic </w:t>
-      </w:r>
-      <w:proofErr w:type="spellStart"/>
-      <w:r>
-        <w:rPr>
-          <w:sz w:val="20"/>
-        </w:rPr>
-        <w:t>SaaS</w:t>
-      </w:r>
-      <w:proofErr w:type="spellEnd"/>
-      <w:r>
-        <w:rPr>
-          <w:sz w:val="20"/>
-        </w:rPr>
-        <w:t xml:space="preserve"> clients across Europe and North America.</w:t>
-      </w:r>
-      <w:proofErr w:type="gramEnd"/>
-      <w:r>
-        <w:rPr>
-          <w:sz w:val="20"/>
-        </w:rPr>
-        <w:t xml:space="preserve"> Specialized in </w:t>
-      </w:r>
-      <w:proofErr w:type="spellStart"/>
+        <w:t xml:space="preserve"> (v16.8–v18) and </w:t>
+      </w:r>
       <w:r>
         <w:rPr>
           <w:rStyle w:val="Strong"/>
           <w:sz w:val="20"/>
         </w:rPr>
-        <w:t>TypeScript</w:t>
+        <w:t>Node.js</w:t>
+      </w:r>
+      <w:r>
+        <w:rPr>
+          <w:sz w:val="20"/>
+        </w:rPr>
+        <w:t xml:space="preserve"> (v14–v20) platforms that ship reliable customer workflows in </w:t>
+      </w:r>
+      <w:proofErr w:type="spellStart"/>
+      <w:r>
+        <w:rPr>
+          <w:sz w:val="20"/>
+        </w:rPr>
+        <w:t>SaaS</w:t>
       </w:r>
       <w:proofErr w:type="spellEnd"/>
+      <w:r>
+        <w:rPr>
+          <w:sz w:val="20"/>
+        </w:rPr>
+        <w:t xml:space="preserve">, </w:t>
+      </w:r>
+      <w:proofErr w:type="spellStart"/>
+      <w:r>
+        <w:rPr>
+          <w:sz w:val="20"/>
+        </w:rPr>
+        <w:t>fintech</w:t>
+      </w:r>
+      <w:proofErr w:type="spellEnd"/>
+      <w:r>
+        <w:rPr>
+          <w:sz w:val="20"/>
+        </w:rPr>
+        <w:t xml:space="preserve">-style billing, and operations dashboards. I design </w:t>
+      </w:r>
+      <w:proofErr w:type="spellStart"/>
       <w:r>
         <w:rPr>
           <w:rStyle w:val="Strong"/>
           <w:sz w:val="20"/>
         </w:rPr>
-        <w:t xml:space="preserve"> (4.8–5.5)</w:t>
-      </w:r>
+        <w:t>TypeScript</w:t>
+      </w:r>
+      <w:proofErr w:type="spellEnd"/>
       <w:r>
         <w:rPr>
           <w:sz w:val="20"/>
         </w:rPr>
-        <w:t xml:space="preserve">, </w:t>
+        <w:t xml:space="preserve"> UI architecture, secure </w:t>
       </w:r>
       <w:r>
         <w:rPr>
           <w:rStyle w:val="Strong"/>
           <w:sz w:val="20"/>
         </w:rPr>
-        <w:t>Node.js (16–22)</w:t>
+        <w:t>REST</w:t>
       </w:r>
       <w:r>
         <w:rPr>
           <w:sz w:val="20"/>
         </w:rPr>
-        <w:t xml:space="preserve">, and </w:t>
-      </w:r>
+        <w:t xml:space="preserve"> APIs, and event-driven services with </w:t>
+      </w:r>
+      <w:proofErr w:type="spellStart"/>
       <w:r>
         <w:rPr>
           <w:rStyle w:val="Strong"/>
           <w:sz w:val="20"/>
         </w:rPr>
-        <w:t xml:space="preserve">AWS </w:t>
+        <w:t>PostgreSQL</w:t>
+      </w:r>
+      <w:proofErr w:type="spellEnd"/>
+      <w:r>
+        <w:rPr>
+          <w:sz w:val="20"/>
+        </w:rPr>
+        <w:t xml:space="preserve"> (v11–v15), </w:t>
       </w:r>
       <w:proofErr w:type="spellStart"/>
       <w:r>
@@ -254,98 +267,70 @@
           <w:rStyle w:val="Strong"/>
           <w:sz w:val="20"/>
         </w:rPr>
-        <w:t>serverless</w:t>
+        <w:t>Redis</w:t>
       </w:r>
       <w:proofErr w:type="spellEnd"/>
       <w:r>
         <w:rPr>
           <w:sz w:val="20"/>
         </w:rPr>
-        <w:t xml:space="preserve">—Lambda, API Gateway, </w:t>
+        <w:t xml:space="preserve"> (v5–v7), and </w:t>
+      </w:r>
+      <w:r>
+        <w:rPr>
+          <w:rStyle w:val="Strong"/>
+          <w:sz w:val="20"/>
+        </w:rPr>
+        <w:t>Kafka</w:t>
+      </w:r>
+      <w:r>
+        <w:rPr>
+          <w:sz w:val="20"/>
+        </w:rPr>
+        <w:t xml:space="preserve"> (v2.x), then harden delivery with </w:t>
       </w:r>
       <w:proofErr w:type="spellStart"/>
       <w:r>
         <w:rPr>
+          <w:rStyle w:val="Strong"/>
           <w:sz w:val="20"/>
         </w:rPr>
-        <w:t>DynamoDB</w:t>
+        <w:t>Docker</w:t>
       </w:r>
       <w:proofErr w:type="spellEnd"/>
       <w:r>
         <w:rPr>
           <w:sz w:val="20"/>
         </w:rPr>
-        <w:t xml:space="preserve">, SQS/SNS, </w:t>
+        <w:t xml:space="preserve">, </w:t>
       </w:r>
       <w:proofErr w:type="spellStart"/>
       <w:r>
         <w:rPr>
+          <w:rStyle w:val="Strong"/>
           <w:sz w:val="20"/>
         </w:rPr>
-        <w:t>EventBridge</w:t>
+        <w:t>Kubernetes</w:t>
       </w:r>
       <w:proofErr w:type="spellEnd"/>
       <w:r>
         <w:rPr>
           <w:sz w:val="20"/>
         </w:rPr>
-        <w:t xml:space="preserve">, Step Functions—building </w:t>
-      </w:r>
-      <w:proofErr w:type="spellStart"/>
-      <w:r>
-        <w:rPr>
+        <w:t xml:space="preserve">, and CI/CD. Known for untangling legacy JS → modern hooks, migrating monolith endpoints into modular services, fixing memory leaks, race conditions, and slow queries, and turning messy incidents into measurable </w:t>
+      </w:r>
+      <w:r>
+        <w:rPr>
+          <w:rStyle w:val="Strong"/>
           <w:sz w:val="20"/>
         </w:rPr>
-        <w:t>microservices</w:t>
-      </w:r>
-      <w:proofErr w:type="spellEnd"/>
+        <w:t>SLOs</w:t>
+      </w:r>
       <w:r>
         <w:rPr>
           <w:sz w:val="20"/>
         </w:rPr>
-        <w:t xml:space="preserve"> with clear domain boundaries, </w:t>
-      </w:r>
-      <w:proofErr w:type="spellStart"/>
-      <w:r>
-        <w:rPr>
-          <w:sz w:val="20"/>
-        </w:rPr>
-        <w:t>idempotency</w:t>
-      </w:r>
-      <w:proofErr w:type="spellEnd"/>
-      <w:r>
-        <w:rPr>
-          <w:sz w:val="20"/>
-        </w:rPr>
-        <w:t xml:space="preserve">, and predictable error contracts. Known for rescuing production incidents (throttling, hot partitions, retry storms) with </w:t>
-      </w:r>
-      <w:proofErr w:type="spellStart"/>
-      <w:r>
-        <w:rPr>
-          <w:sz w:val="20"/>
-        </w:rPr>
-        <w:t>observability</w:t>
-      </w:r>
-      <w:proofErr w:type="spellEnd"/>
-      <w:r>
-        <w:rPr>
-          <w:sz w:val="20"/>
-        </w:rPr>
-        <w:t xml:space="preserve">-first fixes, and for modernizing legacy services into secure, automated CI/CD pipelines with </w:t>
-      </w:r>
-      <w:proofErr w:type="spellStart"/>
-      <w:r>
-        <w:rPr>
-          <w:sz w:val="20"/>
-        </w:rPr>
-        <w:t>IaC</w:t>
-      </w:r>
-      <w:proofErr w:type="spellEnd"/>
-      <w:r>
-        <w:rPr>
-          <w:sz w:val="20"/>
-        </w:rPr>
-        <w:t>, strong testing, and a hands-on ownership mindset.</w:t>
+        <w:t xml:space="preserve"> with tracing and actionable alerts.</w:t>
       </w:r>
     </w:p>
     <w:p>
@@ -376,21 +361,27 @@
         <w:jc w:val="both"/>
         <w:rPr>
           <w:rFonts w:ascii="Arial" w:hAnsi="Arial" w:cs="Arial"/>
-          <w:sz w:val="12"/>
-        </w:rPr>
-      </w:pPr>
+          <w:sz w:val="6"/>
+        </w:rPr>
+      </w:pPr>
+      <w:r>
+        <w:rPr>
+          <w:sz w:val="18"/>
+        </w:rPr>
+        <w:t xml:space="preserve">Frontend: </w:t>
+      </w:r>
       <w:r>
         <w:rPr>
           <w:rStyle w:val="Strong"/>
           <w:sz w:val="18"/>
         </w:rPr>
-        <w:t>Backend &amp; APIs</w:t>
-      </w:r>
-      <w:r>
-        <w:rPr>
-          <w:sz w:val="18"/>
-        </w:rPr>
-        <w:t xml:space="preserve"> — </w:t>
+        <w:t>React</w:t>
+      </w:r>
+      <w:r>
+        <w:rPr>
+          <w:sz w:val="18"/>
+        </w:rPr>
+        <w:t xml:space="preserve"> (v16.8–v18), </w:t>
       </w:r>
       <w:proofErr w:type="spellStart"/>
       <w:r>
@@ -403,99 +394,70 @@
       <w:proofErr w:type="spellEnd"/>
       <w:r>
         <w:rPr>
+          <w:sz w:val="18"/>
+        </w:rPr>
+        <w:t xml:space="preserve"> (v4.x–v5.x), JavaScript (ES2017+), SPA performance, </w:t>
+      </w:r>
+      <w:proofErr w:type="spellStart"/>
+      <w:r>
+        <w:rPr>
+          <w:sz w:val="18"/>
+        </w:rPr>
+        <w:t>WebSockets</w:t>
+      </w:r>
+      <w:proofErr w:type="spellEnd"/>
+      <w:r>
+        <w:rPr>
+          <w:sz w:val="18"/>
+        </w:rPr>
+        <w:t xml:space="preserve">, </w:t>
+      </w:r>
+      <w:proofErr w:type="spellStart"/>
+      <w:r>
+        <w:rPr>
+          <w:sz w:val="18"/>
+        </w:rPr>
+        <w:t>Vite</w:t>
+      </w:r>
+      <w:proofErr w:type="spellEnd"/>
+      <w:r>
+        <w:rPr>
+          <w:sz w:val="18"/>
+        </w:rPr>
+        <w:t>/</w:t>
+      </w:r>
+      <w:proofErr w:type="spellStart"/>
+      <w:r>
+        <w:rPr>
+          <w:sz w:val="18"/>
+        </w:rPr>
+        <w:t>webpack</w:t>
+      </w:r>
+      <w:proofErr w:type="spellEnd"/>
+      <w:r>
+        <w:rPr>
+          <w:sz w:val="18"/>
+        </w:rPr>
+        <w:t xml:space="preserve">, testing with </w:t>
+      </w:r>
+      <w:r>
+        <w:rPr>
           <w:rStyle w:val="Strong"/>
           <w:sz w:val="18"/>
         </w:rPr>
-        <w:t xml:space="preserve"> (4.8–5.5)</w:t>
-      </w:r>
-      <w:r>
-        <w:rPr>
-          <w:sz w:val="18"/>
-        </w:rPr>
-        <w:t xml:space="preserve">, </w:t>
-      </w:r>
-      <w:r>
-        <w:rPr>
-          <w:rStyle w:val="Strong"/>
-          <w:sz w:val="18"/>
-        </w:rPr>
-        <w:t>Node.js (16–22)</w:t>
-      </w:r>
-      <w:r>
-        <w:rPr>
-          <w:sz w:val="18"/>
-        </w:rPr>
-        <w:t xml:space="preserve">, </w:t>
-      </w:r>
-      <w:proofErr w:type="spellStart"/>
-      <w:r>
-        <w:rPr>
-          <w:sz w:val="18"/>
-        </w:rPr>
-        <w:t>NestJS</w:t>
-      </w:r>
-      <w:proofErr w:type="spellEnd"/>
-      <w:r>
-        <w:rPr>
-          <w:sz w:val="18"/>
-        </w:rPr>
-        <w:t xml:space="preserve">, Express, REST, </w:t>
-      </w:r>
-      <w:proofErr w:type="spellStart"/>
-      <w:r>
-        <w:rPr>
-          <w:sz w:val="18"/>
-        </w:rPr>
-        <w:t>OpenAPI</w:t>
-      </w:r>
-      <w:proofErr w:type="spellEnd"/>
-      <w:r>
-        <w:rPr>
-          <w:sz w:val="18"/>
-        </w:rPr>
-        <w:t xml:space="preserve">/Swagger, event-driven design, </w:t>
-      </w:r>
-      <w:proofErr w:type="spellStart"/>
-      <w:r>
-        <w:rPr>
-          <w:sz w:val="18"/>
-        </w:rPr>
-        <w:t>idempotency</w:t>
-      </w:r>
-      <w:proofErr w:type="spellEnd"/>
-      <w:r>
-        <w:rPr>
-          <w:sz w:val="18"/>
-        </w:rPr>
-        <w:t xml:space="preserve">, rate limiting, background workers, </w:t>
-      </w:r>
-      <w:proofErr w:type="spellStart"/>
-      <w:r>
-        <w:rPr>
-          <w:sz w:val="18"/>
-        </w:rPr>
-        <w:t>Webhooks</w:t>
-      </w:r>
-      <w:proofErr w:type="spellEnd"/>
-      <w:r>
-        <w:rPr>
-          <w:sz w:val="18"/>
-        </w:rPr>
-        <w:t xml:space="preserve">, </w:t>
-      </w:r>
-      <w:proofErr w:type="spellStart"/>
-      <w:r>
-        <w:rPr>
-          <w:sz w:val="18"/>
-        </w:rPr>
-        <w:t>WebSockets</w:t>
-      </w:r>
-      <w:proofErr w:type="spellEnd"/>
-      <w:r>
-        <w:rPr>
-          <w:sz w:val="18"/>
-        </w:rPr>
-        <w:t>/SSE.</w:t>
+        <w:t>Jest</w:t>
+      </w:r>
+      <w:r>
+        <w:rPr>
+          <w:sz w:val="18"/>
+        </w:rPr>
+        <w:t xml:space="preserve"> (v27–v29) + </w:t>
+      </w:r>
+      <w:r>
+        <w:rPr>
+          <w:sz w:val="18"/>
+        </w:rPr>
+        <w:t>React Testing Library (v12–v14)</w:t>
       </w:r>
     </w:p>
     <w:p>
@@ -508,80 +470,73 @@
         <w:jc w:val="both"/>
         <w:rPr>
           <w:rFonts w:ascii="Arial" w:hAnsi="Arial" w:cs="Arial"/>
-          <w:sz w:val="12"/>
-        </w:rPr>
-      </w:pPr>
+          <w:sz w:val="6"/>
+        </w:rPr>
+      </w:pPr>
+      <w:r>
+        <w:rPr>
+          <w:sz w:val="18"/>
+        </w:rPr>
+        <w:t xml:space="preserve">Backend &amp; APIs: </w:t>
+      </w:r>
+      <w:r>
+        <w:rPr>
+          <w:rStyle w:val="Strong"/>
+          <w:sz w:val="18"/>
+        </w:rPr>
+        <w:t>Node.js</w:t>
+      </w:r>
+      <w:r>
+        <w:rPr>
+          <w:sz w:val="18"/>
+        </w:rPr>
+        <w:t xml:space="preserve"> (v14–v20), Express (v4.x), </w:t>
+      </w:r>
       <w:proofErr w:type="spellStart"/>
       <w:r>
         <w:rPr>
+          <w:sz w:val="18"/>
+        </w:rPr>
+        <w:t>NestJS</w:t>
+      </w:r>
+      <w:proofErr w:type="spellEnd"/>
+      <w:r>
+        <w:rPr>
+          <w:sz w:val="18"/>
+        </w:rPr>
+        <w:t xml:space="preserve"> (v7–v10), </w:t>
+      </w:r>
+      <w:r>
+        <w:rPr>
           <w:rStyle w:val="Strong"/>
           <w:sz w:val="18"/>
         </w:rPr>
-        <w:t>Serverless</w:t>
-      </w:r>
-      <w:proofErr w:type="spellEnd"/>
+        <w:t>REST</w:t>
+      </w:r>
+      <w:r>
+        <w:rPr>
+          <w:sz w:val="18"/>
+        </w:rPr>
+        <w:t xml:space="preserve">, OAuth2/OIDC, </w:t>
+      </w:r>
       <w:r>
         <w:rPr>
           <w:rStyle w:val="Strong"/>
           <w:sz w:val="18"/>
         </w:rPr>
-        <w:t xml:space="preserve"> &amp; </w:t>
-      </w:r>
-      <w:proofErr w:type="spellStart"/>
-      <w:r>
-        <w:rPr>
-          <w:rStyle w:val="Strong"/>
-          <w:sz w:val="18"/>
-        </w:rPr>
-        <w:t>Microservices</w:t>
-      </w:r>
-      <w:proofErr w:type="spellEnd"/>
-      <w:r>
-        <w:rPr>
-          <w:sz w:val="18"/>
-        </w:rPr>
-        <w:t xml:space="preserve"> — </w:t>
-      </w:r>
-      <w:r>
-        <w:rPr>
-          <w:rStyle w:val="Strong"/>
-          <w:sz w:val="18"/>
-        </w:rPr>
-        <w:t>AWS Lambda</w:t>
-      </w:r>
-      <w:r>
-        <w:rPr>
-          <w:sz w:val="18"/>
-        </w:rPr>
-        <w:t xml:space="preserve">, API Gateway, </w:t>
-      </w:r>
-      <w:proofErr w:type="spellStart"/>
-      <w:r>
-        <w:rPr>
-          <w:sz w:val="18"/>
-        </w:rPr>
-        <w:t>DynamoDB</w:t>
-      </w:r>
-      <w:proofErr w:type="spellEnd"/>
-      <w:r>
-        <w:rPr>
-          <w:sz w:val="18"/>
-        </w:rPr>
-        <w:t xml:space="preserve">, Step Functions, </w:t>
-      </w:r>
-      <w:proofErr w:type="spellStart"/>
-      <w:r>
-        <w:rPr>
-          <w:sz w:val="18"/>
-        </w:rPr>
-        <w:t>EventBridge</w:t>
-      </w:r>
-      <w:proofErr w:type="spellEnd"/>
-      <w:r>
-        <w:rPr>
-          <w:sz w:val="18"/>
-        </w:rPr>
-        <w:t>, SQS/SNS, Kinesis (when needed), multi-tenant patterns, saga/orchestration, graceful degradation.</w:t>
+        <w:t>JWT</w:t>
+      </w:r>
+      <w:r>
+        <w:rPr>
+          <w:sz w:val="18"/>
+        </w:rPr>
+        <w:t>, RBAC, rate limiting, background workers, AP</w:t>
+      </w:r>
+      <w:r>
+        <w:rPr>
+          <w:sz w:val="18"/>
+        </w:rPr>
+        <w:t>I contract testing (Pact-style)</w:t>
       </w:r>
     </w:p>
     <w:p>
@@ -594,27 +549,49 @@
         <w:jc w:val="both"/>
         <w:rPr>
           <w:rFonts w:ascii="Arial" w:hAnsi="Arial" w:cs="Arial"/>
-          <w:sz w:val="12"/>
-        </w:rPr>
-      </w:pPr>
+          <w:sz w:val="6"/>
+        </w:rPr>
+      </w:pPr>
+      <w:r>
+        <w:rPr>
+          <w:sz w:val="18"/>
+        </w:rPr>
+        <w:t xml:space="preserve">Data / Messaging / Search: </w:t>
+      </w:r>
+      <w:proofErr w:type="spellStart"/>
       <w:r>
         <w:rPr>
           <w:rStyle w:val="Strong"/>
           <w:sz w:val="18"/>
         </w:rPr>
-        <w:t>Data / Messaging / Search</w:t>
-      </w:r>
-      <w:r>
-        <w:rPr>
-          <w:sz w:val="18"/>
-        </w:rPr>
-        <w:t xml:space="preserve"> — </w:t>
+        <w:t>PostgreSQL</w:t>
+      </w:r>
+      <w:proofErr w:type="spellEnd"/>
+      <w:r>
+        <w:rPr>
+          <w:sz w:val="18"/>
+        </w:rPr>
+        <w:t xml:space="preserve"> (v11–v15), MySQL (v5.7–v8.x), </w:t>
       </w:r>
       <w:proofErr w:type="spellStart"/>
       <w:r>
         <w:rPr>
           <w:sz w:val="18"/>
         </w:rPr>
+        <w:t>Redis</w:t>
+      </w:r>
+      <w:proofErr w:type="spellEnd"/>
+      <w:r>
+        <w:rPr>
+          <w:sz w:val="18"/>
+        </w:rPr>
+        <w:t xml:space="preserve"> (v5–v7), </w:t>
+      </w:r>
+      <w:proofErr w:type="spellStart"/>
+      <w:r>
+        <w:rPr>
+          <w:sz w:val="18"/>
+        </w:rPr>
         <w:t>DynamoDB</w:t>
       </w:r>
       <w:proofErr w:type="spellEnd"/>
@@ -622,49 +599,54 @@
         <w:rPr>
           <w:sz w:val="18"/>
         </w:rPr>
-        <w:t xml:space="preserve"> single-table patterns, </w:t>
+        <w:t xml:space="preserve">, </w:t>
+      </w:r>
+      <w:r>
+        <w:rPr>
+          <w:rStyle w:val="Strong"/>
+          <w:sz w:val="18"/>
+        </w:rPr>
+        <w:t>Kafka</w:t>
+      </w:r>
+      <w:r>
+        <w:rPr>
+          <w:sz w:val="18"/>
+        </w:rPr>
+        <w:t xml:space="preserve"> (v2.x), </w:t>
       </w:r>
       <w:proofErr w:type="spellStart"/>
       <w:r>
         <w:rPr>
           <w:sz w:val="18"/>
         </w:rPr>
-        <w:t>PostgreSQL</w:t>
+        <w:t>RabbitMQ</w:t>
       </w:r>
       <w:proofErr w:type="spellEnd"/>
       <w:r>
         <w:rPr>
           <w:sz w:val="18"/>
         </w:rPr>
-        <w:t xml:space="preserve">, </w:t>
+        <w:t xml:space="preserve"> (v3.x), AWS SQS/SNS, </w:t>
       </w:r>
       <w:proofErr w:type="spellStart"/>
       <w:r>
         <w:rPr>
           <w:sz w:val="18"/>
         </w:rPr>
-        <w:t>Redis</w:t>
+        <w:t>Elasticsearch</w:t>
       </w:r>
       <w:proofErr w:type="spellEnd"/>
       <w:r>
         <w:rPr>
           <w:sz w:val="18"/>
         </w:rPr>
-        <w:t>, SQS/SNS, Kafka fundamentals, OpenSearch/</w:t>
-      </w:r>
-      <w:proofErr w:type="spellStart"/>
-      <w:r>
-        <w:rPr>
-          <w:sz w:val="18"/>
-        </w:rPr>
-        <w:t>Elasticsearch</w:t>
-      </w:r>
-      <w:proofErr w:type="spellEnd"/>
-      <w:r>
-        <w:rPr>
-          <w:sz w:val="18"/>
-        </w:rPr>
-        <w:t xml:space="preserve"> query tuning.</w:t>
+        <w:t xml:space="preserve"> (v7.x), OpenSearch </w:t>
+      </w:r>
+      <w:r>
+        <w:rPr>
+          <w:sz w:val="18"/>
+        </w:rPr>
+        <w:t>(v1.x–v2.x</w:t>
       </w:r>
     </w:p>
     <w:p>
@@ -677,20 +659,141 @@
         <w:jc w:val="both"/>
         <w:rPr>
           <w:rFonts w:ascii="Arial" w:hAnsi="Arial" w:cs="Arial"/>
-          <w:sz w:val="12"/>
-        </w:rPr>
-      </w:pPr>
+          <w:sz w:val="6"/>
+        </w:rPr>
+      </w:pPr>
+      <w:r>
+        <w:rPr>
+          <w:sz w:val="18"/>
+        </w:rPr>
+        <w:t xml:space="preserve">Cloud &amp; </w:t>
+      </w:r>
+      <w:proofErr w:type="spellStart"/>
+      <w:r>
+        <w:rPr>
+          <w:sz w:val="18"/>
+        </w:rPr>
+        <w:t>DevOps</w:t>
+      </w:r>
+      <w:proofErr w:type="spellEnd"/>
+      <w:r>
+        <w:rPr>
+          <w:sz w:val="18"/>
+        </w:rPr>
+        <w:t xml:space="preserve">: </w:t>
+      </w:r>
       <w:r>
         <w:rPr>
           <w:rStyle w:val="Strong"/>
           <w:sz w:val="18"/>
         </w:rPr>
-        <w:t xml:space="preserve">Cloud &amp; </w:t>
+        <w:t>AWS</w:t>
+      </w:r>
+      <w:r>
+        <w:rPr>
+          <w:sz w:val="18"/>
+        </w:rPr>
+        <w:t xml:space="preserve"> (EKS/ECS/EC2/Lambda/API Gateway/S</w:t>
+      </w:r>
+      <w:r>
+        <w:rPr>
+          <w:sz w:val="18"/>
+        </w:rPr>
+        <w:t>3/RDS/</w:t>
       </w:r>
       <w:proofErr w:type="spellStart"/>
       <w:r>
         <w:rPr>
-          <w:rStyle w:val="Strong"/>
+          <w:sz w:val="18"/>
+        </w:rPr>
+        <w:t>CloudFront</w:t>
+      </w:r>
+      <w:proofErr w:type="spellEnd"/>
+      <w:r>
+        <w:rPr>
+          <w:sz w:val="18"/>
+        </w:rPr>
+        <w:t>/ IAM/</w:t>
+      </w:r>
+      <w:proofErr w:type="spellStart"/>
+      <w:r>
+        <w:rPr>
+          <w:sz w:val="18"/>
+        </w:rPr>
+        <w:t>EventBridg</w:t>
+      </w:r>
+      <w:proofErr w:type="spellEnd"/>
+      <w:r>
+        <w:rPr>
+          <w:sz w:val="18"/>
+        </w:rPr>
+        <w:t xml:space="preserve">/Step Functions), </w:t>
+      </w:r>
+      <w:proofErr w:type="spellStart"/>
+      <w:r>
+        <w:rPr>
+          <w:sz w:val="18"/>
+        </w:rPr>
+        <w:t>Docker</w:t>
+      </w:r>
+      <w:proofErr w:type="spellEnd"/>
+      <w:r>
+        <w:rPr>
+          <w:sz w:val="18"/>
+        </w:rPr>
+        <w:t xml:space="preserve"> (v19–v25), </w:t>
+      </w:r>
+      <w:proofErr w:type="spellStart"/>
+      <w:r>
+        <w:rPr>
+          <w:sz w:val="18"/>
+        </w:rPr>
+        <w:t>Kubernetes</w:t>
+      </w:r>
+      <w:proofErr w:type="spellEnd"/>
+      <w:r>
+        <w:rPr>
+          <w:sz w:val="18"/>
+        </w:rPr>
+        <w:t xml:space="preserve"> (v1.20–v1.28), </w:t>
+      </w:r>
+      <w:proofErr w:type="spellStart"/>
+      <w:r>
+        <w:rPr>
+          <w:sz w:val="18"/>
+        </w:rPr>
+        <w:t>Terraform</w:t>
+      </w:r>
+      <w:proofErr w:type="spellEnd"/>
+      <w:r>
+        <w:rPr>
+          <w:sz w:val="18"/>
+        </w:rPr>
+        <w:t xml:space="preserve"> (v1.x), Helm (v3.x), </w:t>
+      </w:r>
+      <w:proofErr w:type="spellStart"/>
+      <w:r>
+        <w:rPr>
+          <w:sz w:val="18"/>
+        </w:rPr>
+        <w:t>GitH</w:t>
+      </w:r>
+      <w:r>
+        <w:rPr>
+          <w:sz w:val="18"/>
+        </w:rPr>
+        <w:t>ub</w:t>
+      </w:r>
+      <w:proofErr w:type="spellEnd"/>
+      <w:r>
+        <w:rPr>
+          <w:sz w:val="18"/>
+        </w:rPr>
+        <w:t xml:space="preserve"> Actions / Azure </w:t>
+      </w:r>
+      <w:proofErr w:type="spellStart"/>
+      <w:r>
+        <w:rPr>
           <w:sz w:val="18"/>
         </w:rPr>
         <w:t>DevOps</w:t>
@@ -700,70 +803,7 @@
         <w:rPr>
           <w:sz w:val="18"/>
         </w:rPr>
-        <w:t xml:space="preserve"> — AWS IAM, VPC fundamentals, Secrets Manager/SSM, </w:t>
-      </w:r>
-      <w:proofErr w:type="spellStart"/>
-      <w:r>
-        <w:rPr>
-          <w:rStyle w:val="Strong"/>
-          <w:sz w:val="18"/>
-        </w:rPr>
-        <w:t>Terraform</w:t>
-      </w:r>
-      <w:proofErr w:type="spellEnd"/>
-      <w:r>
-        <w:rPr>
-          <w:rStyle w:val="Strong"/>
-          <w:sz w:val="18"/>
-        </w:rPr>
-        <w:t xml:space="preserve"> (1.x)</w:t>
-      </w:r>
-      <w:r>
-        <w:rPr>
-          <w:sz w:val="18"/>
-        </w:rPr>
-        <w:t xml:space="preserve">, </w:t>
-      </w:r>
-      <w:r>
-        <w:rPr>
-          <w:rStyle w:val="Strong"/>
-          <w:sz w:val="18"/>
-        </w:rPr>
-        <w:t>AWS CDK (2.x)</w:t>
-      </w:r>
-      <w:r>
-        <w:rPr>
-          <w:sz w:val="18"/>
-        </w:rPr>
-        <w:t xml:space="preserve">, </w:t>
-      </w:r>
-      <w:proofErr w:type="spellStart"/>
-      <w:r>
-        <w:rPr>
-          <w:sz w:val="18"/>
-        </w:rPr>
-        <w:t>Docker</w:t>
-      </w:r>
-      <w:proofErr w:type="spellEnd"/>
-      <w:r>
-        <w:rPr>
-          <w:sz w:val="18"/>
-        </w:rPr>
-        <w:t xml:space="preserve">, </w:t>
-      </w:r>
-      <w:proofErr w:type="spellStart"/>
-      <w:r>
-        <w:rPr>
-          <w:sz w:val="18"/>
-        </w:rPr>
-        <w:t>GitHub</w:t>
-      </w:r>
-      <w:proofErr w:type="spellEnd"/>
-      <w:r>
-        <w:rPr>
-          <w:sz w:val="18"/>
-        </w:rPr>
-        <w:t xml:space="preserve"> Actions, blue/green + canary releases.</w:t>
+        <w:t xml:space="preserve"> CI/CD</w:t>
       </w:r>
     </w:p>
     <w:p>
@@ -776,51 +816,71 @@
         <w:jc w:val="both"/>
         <w:rPr>
           <w:rFonts w:ascii="Arial" w:hAnsi="Arial" w:cs="Arial"/>
-          <w:sz w:val="12"/>
+          <w:sz w:val="6"/>
         </w:rPr>
       </w:pPr>
       <w:proofErr w:type="spellStart"/>
       <w:r>
         <w:rPr>
+          <w:sz w:val="18"/>
+        </w:rPr>
+        <w:t>Observability</w:t>
+      </w:r>
+      <w:proofErr w:type="spellEnd"/>
+      <w:r>
+        <w:rPr>
+          <w:sz w:val="18"/>
+        </w:rPr>
+        <w:t xml:space="preserve"> / Quality / Security: </w:t>
+      </w:r>
+      <w:proofErr w:type="spellStart"/>
+      <w:r>
+        <w:rPr>
           <w:rStyle w:val="Strong"/>
           <w:sz w:val="18"/>
         </w:rPr>
-        <w:t>Observability</w:t>
+        <w:t>OpenTelemetry</w:t>
       </w:r>
       <w:proofErr w:type="spellEnd"/>
       <w:r>
         <w:rPr>
-          <w:rStyle w:val="Strong"/>
-          <w:sz w:val="18"/>
-        </w:rPr>
-        <w:t xml:space="preserve"> / Quality / Security</w:t>
-      </w:r>
-      <w:r>
-        <w:rPr>
-          <w:sz w:val="18"/>
-        </w:rPr>
-        <w:t xml:space="preserve"> — </w:t>
+          <w:sz w:val="18"/>
+        </w:rPr>
+        <w:t xml:space="preserve"> (v1.x), </w:t>
       </w:r>
       <w:proofErr w:type="spellStart"/>
       <w:r>
         <w:rPr>
-          <w:rStyle w:val="Strong"/>
-          <w:sz w:val="18"/>
-        </w:rPr>
-        <w:t>OpenTelemetry</w:t>
+          <w:sz w:val="18"/>
+        </w:rPr>
+        <w:t>Datadog</w:t>
       </w:r>
       <w:proofErr w:type="spellEnd"/>
       <w:r>
         <w:rPr>
           <w:sz w:val="18"/>
         </w:rPr>
-        <w:t xml:space="preserve">, </w:t>
+        <w:t xml:space="preserve">, Prometheus (v2.x), </w:t>
       </w:r>
       <w:proofErr w:type="spellStart"/>
       <w:r>
         <w:rPr>
           <w:sz w:val="18"/>
         </w:rPr>
+        <w:t>Grafana</w:t>
+      </w:r>
+      <w:proofErr w:type="spellEnd"/>
+      <w:r>
+        <w:rPr>
+          <w:sz w:val="18"/>
+        </w:rPr>
+        <w:t xml:space="preserve"> (v8–v10), ELK/EFK, </w:t>
+      </w:r>
+      <w:proofErr w:type="spellStart"/>
+      <w:r>
+        <w:rPr>
+          <w:sz w:val="18"/>
+        </w:rPr>
         <w:t>CloudWatch</w:t>
       </w:r>
       <w:proofErr w:type="spellEnd"/>
@@ -828,22 +888,16 @@
         <w:rPr>
           <w:sz w:val="18"/>
         </w:rPr>
-        <w:t xml:space="preserve">/X-Ray, </w:t>
+        <w:t xml:space="preserve">, audit logging, secrets hygiene, incident </w:t>
       </w:r>
       <w:proofErr w:type="spellStart"/>
       <w:r>
         <w:rPr>
           <w:sz w:val="18"/>
         </w:rPr>
-        <w:t>Datadog</w:t>
+        <w:t>runbooks</w:t>
       </w:r>
       <w:proofErr w:type="spellEnd"/>
-      <w:r>
-        <w:rPr>
-          <w:sz w:val="18"/>
-        </w:rPr>
-        <w:t>, structured logging, SLOs/alerts, Jest, contract tests, load testing, OAuth2/OIDC, JWT, RBAC, secure secret handling.</w:t>
-      </w:r>
     </w:p>
     <w:p>
       <w:pPr>
@@ -956,7 +1010,7 @@
         <w:pStyle w:val="NormalWeb"/>
         <w:numPr>
           <w:ilvl w:val="0"/>
-          <w:numId w:val="38"/>
+          <w:numId w:val="41"/>
         </w:numPr>
         <w:jc w:val="both"/>
         <w:rPr>
@@ -967,50 +1021,20 @@
         <w:rPr>
           <w:sz w:val="18"/>
         </w:rPr>
-        <w:t xml:space="preserve">Owned a </w:t>
-      </w:r>
-      <w:proofErr w:type="spellStart"/>
+        <w:t xml:space="preserve">I led a </w:t>
+      </w:r>
       <w:r>
         <w:rPr>
           <w:rStyle w:val="Strong"/>
           <w:sz w:val="18"/>
         </w:rPr>
-        <w:t>TypeScript</w:t>
-      </w:r>
-      <w:proofErr w:type="spellEnd"/>
-      <w:r>
-        <w:rPr>
-          <w:sz w:val="18"/>
-        </w:rPr>
-        <w:t xml:space="preserve"> </w:t>
-      </w:r>
-      <w:proofErr w:type="spellStart"/>
-      <w:r>
-        <w:rPr>
-          <w:sz w:val="18"/>
-        </w:rPr>
-        <w:t>serverless</w:t>
-      </w:r>
-      <w:proofErr w:type="spellEnd"/>
-      <w:r>
-        <w:rPr>
-          <w:sz w:val="18"/>
-        </w:rPr>
-        <w:t xml:space="preserve"> platform that processed charger telemetry and session events, keeping ingestion reliable during </w:t>
-      </w:r>
-      <w:proofErr w:type="spellStart"/>
-      <w:r>
-        <w:rPr>
-          <w:sz w:val="18"/>
-        </w:rPr>
-        <w:t>bursty</w:t>
-      </w:r>
-      <w:proofErr w:type="spellEnd"/>
-      <w:r>
-        <w:rPr>
-          <w:sz w:val="18"/>
-        </w:rPr>
-        <w:t xml:space="preserve"> real-world traffic.</w:t>
+        <w:t>React</w:t>
+      </w:r>
+      <w:r>
+        <w:rPr>
+          <w:sz w:val="18"/>
+        </w:rPr>
+        <w:t xml:space="preserve"> (v17–v18) rebuild of a multi-tenant admin console, replacing brittle class components with hooks to cut UI regressions and simplify releases.</w:t>
       </w:r>
     </w:p>
     <w:p>
@@ -1018,7 +1042,7 @@
         <w:pStyle w:val="NormalWeb"/>
         <w:numPr>
           <w:ilvl w:val="0"/>
-          <w:numId w:val="38"/>
+          <w:numId w:val="41"/>
         </w:numPr>
         <w:jc w:val="both"/>
         <w:rPr>
@@ -1029,7 +1053,33 @@
         <w:rPr>
           <w:sz w:val="18"/>
         </w:rPr>
-        <w:t xml:space="preserve">Designed </w:t>
+        <w:t xml:space="preserve">I built </w:t>
+      </w:r>
+      <w:r>
+        <w:rPr>
+          <w:rStyle w:val="Strong"/>
+          <w:sz w:val="18"/>
+        </w:rPr>
+        <w:t>Node.js</w:t>
+      </w:r>
+      <w:r>
+        <w:rPr>
+          <w:sz w:val="18"/>
+        </w:rPr>
+        <w:t xml:space="preserve"> (v16–v20) </w:t>
+      </w:r>
+      <w:r>
+        <w:rPr>
+          <w:rStyle w:val="Strong"/>
+          <w:sz w:val="18"/>
+        </w:rPr>
+        <w:t>REST</w:t>
+      </w:r>
+      <w:r>
+        <w:rPr>
+          <w:sz w:val="18"/>
+        </w:rPr>
+        <w:t xml:space="preserve"> services in </w:t>
       </w:r>
       <w:proofErr w:type="spellStart"/>
       <w:r>
@@ -1037,14 +1087,14 @@
           <w:rStyle w:val="Strong"/>
           <w:sz w:val="18"/>
         </w:rPr>
-        <w:t>microservices</w:t>
+        <w:t>TypeScript</w:t>
       </w:r>
       <w:proofErr w:type="spellEnd"/>
       <w:r>
         <w:rPr>
           <w:sz w:val="18"/>
         </w:rPr>
-        <w:t xml:space="preserve"> around charging, pricing, and availability domains, enforcing strict boundaries and API contracts to avoid cross-team breaking changes.</w:t>
+        <w:t>, standardizing controllers, validation, and error contracts so frontend and backend shipped in lockstep.</w:t>
       </w:r>
     </w:p>
     <w:p>
@@ -1052,7 +1102,7 @@
         <w:pStyle w:val="NormalWeb"/>
         <w:numPr>
           <w:ilvl w:val="0"/>
-          <w:numId w:val="38"/>
+          <w:numId w:val="41"/>
         </w:numPr>
         <w:jc w:val="both"/>
         <w:rPr>
@@ -1063,20 +1113,34 @@
         <w:rPr>
           <w:sz w:val="18"/>
         </w:rPr>
-        <w:t xml:space="preserve">Built </w:t>
+        <w:t xml:space="preserve">I </w:t>
+      </w:r>
+      <w:proofErr w:type="gramStart"/>
+      <w:r>
+        <w:rPr>
+          <w:sz w:val="18"/>
+        </w:rPr>
+        <w:t>migrated</w:t>
+      </w:r>
+      <w:proofErr w:type="gramEnd"/>
+      <w:r>
+        <w:rPr>
+          <w:sz w:val="18"/>
+        </w:rPr>
+        <w:t xml:space="preserve"> legacy endpoints into modular services behind </w:t>
       </w:r>
       <w:r>
         <w:rPr>
           <w:rStyle w:val="Strong"/>
           <w:sz w:val="18"/>
         </w:rPr>
-        <w:t>AWS Lambda</w:t>
-      </w:r>
-      <w:r>
-        <w:rPr>
-          <w:sz w:val="18"/>
-        </w:rPr>
-        <w:t xml:space="preserve"> handlers behind API Gateway with consistent validation and error envelopes, so clients could safely retry without duplicating side effects.</w:t>
+        <w:t>API Gateway</w:t>
+      </w:r>
+      <w:r>
+        <w:rPr>
+          <w:sz w:val="18"/>
+        </w:rPr>
+        <w:t>, using feature flags and shadow traffic to avoid downtime while moving critical flows.</w:t>
       </w:r>
     </w:p>
     <w:p>
@@ -1084,7 +1148,7 @@
         <w:pStyle w:val="NormalWeb"/>
         <w:numPr>
           <w:ilvl w:val="0"/>
-          <w:numId w:val="38"/>
+          <w:numId w:val="41"/>
         </w:numPr>
         <w:jc w:val="both"/>
         <w:rPr>
@@ -1095,34 +1159,7 @@
         <w:rPr>
           <w:sz w:val="18"/>
         </w:rPr>
-        <w:t xml:space="preserve">Implemented </w:t>
-      </w:r>
-      <w:proofErr w:type="spellStart"/>
-      <w:r>
-        <w:rPr>
-          <w:sz w:val="18"/>
-        </w:rPr>
-        <w:t>DynamoDB</w:t>
-      </w:r>
-      <w:proofErr w:type="spellEnd"/>
-      <w:r>
-        <w:rPr>
-          <w:sz w:val="18"/>
-        </w:rPr>
-        <w:t xml:space="preserve"> access with </w:t>
-      </w:r>
-      <w:r>
-        <w:rPr>
-          <w:rStyle w:val="Strong"/>
-          <w:sz w:val="18"/>
-        </w:rPr>
-        <w:t>single-table design</w:t>
-      </w:r>
-      <w:r>
-        <w:rPr>
-          <w:sz w:val="18"/>
-        </w:rPr>
-        <w:t xml:space="preserve"> patterns and careful GSIs, avoiding scan-heavy anti-patterns that would have collapsed under scale.</w:t>
+        <w:t>I fixed a production memory leak caused by unbounded in-memory caching, then added heap snapshots and guardrails to prevent repeats during peak load.</w:t>
       </w:r>
     </w:p>
     <w:p>
@@ -1130,7 +1167,7 @@
         <w:pStyle w:val="NormalWeb"/>
         <w:numPr>
           <w:ilvl w:val="0"/>
-          <w:numId w:val="38"/>
+          <w:numId w:val="41"/>
         </w:numPr>
         <w:jc w:val="both"/>
         <w:rPr>
@@ -1141,12 +1178,11 @@
         <w:rPr>
           <w:sz w:val="18"/>
         </w:rPr>
-        <w:t xml:space="preserve">Fixed a high-impact production bug where a “retry storm” created duplicate charge sessions, by adding </w:t>
+        <w:t xml:space="preserve">I resolved intermittent “double charge” bugs by enforcing </w:t>
       </w:r>
       <w:proofErr w:type="spellStart"/>
       <w:r>
         <w:rPr>
-          <w:rStyle w:val="Strong"/>
           <w:sz w:val="18"/>
         </w:rPr>
         <w:t>idempotency</w:t>
@@ -1154,16 +1190,9 @@
       <w:proofErr w:type="spellEnd"/>
       <w:r>
         <w:rPr>
-          <w:rStyle w:val="Strong"/>
-          <w:sz w:val="18"/>
-        </w:rPr>
-        <w:t xml:space="preserve"> keys</w:t>
-      </w:r>
-      <w:r>
-        <w:rPr>
-          <w:sz w:val="18"/>
-        </w:rPr>
-        <w:t>, conditional writes, and replay-safe handlers.</w:t>
+          <w:sz w:val="18"/>
+        </w:rPr>
+        <w:t xml:space="preserve"> keys, tightening DB constraints, and adding retry-safe workflows across payment events.</w:t>
       </w:r>
     </w:p>
     <w:p>
@@ -1171,7 +1200,7 @@
         <w:pStyle w:val="NormalWeb"/>
         <w:numPr>
           <w:ilvl w:val="0"/>
-          <w:numId w:val="38"/>
+          <w:numId w:val="41"/>
         </w:numPr>
         <w:jc w:val="both"/>
         <w:rPr>
@@ -1182,7 +1211,36 @@
         <w:rPr>
           <w:sz w:val="18"/>
         </w:rPr>
-        <w:t>Resolved intermittent 5xx spikes caused by Lambda cold-start + dependency bloat, by splitting bundles, trimming packages, and introducing provisioned concurrency only where needed.</w:t>
+        <w:t xml:space="preserve">I optimized slow dashboards by redesigning </w:t>
+      </w:r>
+      <w:proofErr w:type="spellStart"/>
+      <w:r>
+        <w:rPr>
+          <w:rStyle w:val="Strong"/>
+          <w:sz w:val="18"/>
+        </w:rPr>
+        <w:t>PostgreSQL</w:t>
+      </w:r>
+      <w:proofErr w:type="spellEnd"/>
+      <w:r>
+        <w:rPr>
+          <w:sz w:val="18"/>
+        </w:rPr>
+        <w:t xml:space="preserve"> indexes, rewriting </w:t>
+      </w:r>
+      <w:proofErr w:type="gramStart"/>
+      <w:r>
+        <w:rPr>
+          <w:sz w:val="18"/>
+        </w:rPr>
+        <w:t>N+1 queries</w:t>
+      </w:r>
+      <w:proofErr w:type="gramEnd"/>
+      <w:r>
+        <w:rPr>
+          <w:sz w:val="18"/>
+        </w:rPr>
+        <w:t>, and introducing read replicas for heavy reporting workloads.</w:t>
       </w:r>
     </w:p>
     <w:p>
@@ -1190,7 +1248,7 @@
         <w:pStyle w:val="NormalWeb"/>
         <w:numPr>
           <w:ilvl w:val="0"/>
-          <w:numId w:val="38"/>
+          <w:numId w:val="41"/>
         </w:numPr>
         <w:jc w:val="both"/>
         <w:rPr>
@@ -1201,35 +1259,33 @@
         <w:rPr>
           <w:sz w:val="18"/>
         </w:rPr>
-        <w:t xml:space="preserve">Diagnosed a </w:t>
-      </w:r>
-      <w:proofErr w:type="spellStart"/>
-      <w:r>
-        <w:rPr>
-          <w:sz w:val="18"/>
-        </w:rPr>
-        <w:t>DynamoDB</w:t>
-      </w:r>
-      <w:proofErr w:type="spellEnd"/>
-      <w:r>
-        <w:rPr>
-          <w:sz w:val="18"/>
-        </w:rPr>
-        <w:t xml:space="preserve"> hot-partition issue triggered by naive partition keys, then re-keyed entities and added write </w:t>
-      </w:r>
-      <w:proofErr w:type="spellStart"/>
-      <w:r>
-        <w:rPr>
-          <w:sz w:val="18"/>
-        </w:rPr>
-        <w:t>sharding</w:t>
-      </w:r>
-      <w:proofErr w:type="spellEnd"/>
-      <w:r>
-        <w:rPr>
-          <w:sz w:val="18"/>
-        </w:rPr>
-        <w:t xml:space="preserve"> to stabilize throttling and tail latency.</w:t>
+        <w:t xml:space="preserve">I introduced event-driven processing with </w:t>
+      </w:r>
+      <w:r>
+        <w:rPr>
+          <w:rStyle w:val="Strong"/>
+          <w:sz w:val="18"/>
+        </w:rPr>
+        <w:t>Kafka</w:t>
+      </w:r>
+      <w:r>
+        <w:rPr>
+          <w:sz w:val="18"/>
+        </w:rPr>
+        <w:t xml:space="preserve"> (v2.x) and AWS </w:t>
+      </w:r>
+      <w:r>
+        <w:rPr>
+          <w:rStyle w:val="Strong"/>
+          <w:sz w:val="18"/>
+        </w:rPr>
+        <w:t>SQS/SNS</w:t>
+      </w:r>
+      <w:r>
+        <w:rPr>
+          <w:sz w:val="18"/>
+        </w:rPr>
+        <w:t>, separating user requests from heavy jobs and improving tail latency.</w:t>
       </w:r>
     </w:p>
     <w:p>
@@ -1237,7 +1293,7 @@
         <w:pStyle w:val="NormalWeb"/>
         <w:numPr>
           <w:ilvl w:val="0"/>
-          <w:numId w:val="38"/>
+          <w:numId w:val="41"/>
         </w:numPr>
         <w:jc w:val="both"/>
         <w:rPr>
@@ -1248,48 +1304,46 @@
         <w:rPr>
           <w:sz w:val="18"/>
         </w:rPr>
-        <w:t xml:space="preserve">Migrated critical functions from older Node runtimes to </w:t>
+        <w:t xml:space="preserve">I improved authentication by aligning </w:t>
       </w:r>
       <w:r>
         <w:rPr>
           <w:rStyle w:val="Strong"/>
           <w:sz w:val="18"/>
         </w:rPr>
-        <w:t>Node.js (18–20)</w:t>
-      </w:r>
-      <w:r>
-        <w:rPr>
-          <w:sz w:val="18"/>
-        </w:rPr>
-        <w:t xml:space="preserve">, updating packaging, </w:t>
-      </w:r>
-      <w:proofErr w:type="spellStart"/>
-      <w:r>
-        <w:rPr>
-          <w:sz w:val="18"/>
-        </w:rPr>
-        <w:t>async</w:t>
-      </w:r>
-      <w:proofErr w:type="spellEnd"/>
-      <w:r>
-        <w:rPr>
-          <w:sz w:val="18"/>
-        </w:rPr>
-        <w:t xml:space="preserve"> patterns, and runtime </w:t>
-      </w:r>
-      <w:proofErr w:type="spellStart"/>
-      <w:r>
-        <w:rPr>
-          <w:sz w:val="18"/>
-        </w:rPr>
-        <w:t>configs</w:t>
-      </w:r>
-      <w:proofErr w:type="spellEnd"/>
-      <w:r>
-        <w:rPr>
-          <w:sz w:val="18"/>
-        </w:rPr>
-        <w:t xml:space="preserve"> while keeping backward compatibility.</w:t>
+        <w:t>OAuth2/OIDC</w:t>
+      </w:r>
+      <w:r>
+        <w:rPr>
+          <w:sz w:val="18"/>
+        </w:rPr>
+        <w:t xml:space="preserve"> flows with short-lived </w:t>
+      </w:r>
+      <w:r>
+        <w:rPr>
+          <w:rStyle w:val="Strong"/>
+          <w:sz w:val="18"/>
+        </w:rPr>
+        <w:t>JWT</w:t>
+      </w:r>
+      <w:r>
+        <w:rPr>
+          <w:sz w:val="18"/>
+        </w:rPr>
+        <w:t xml:space="preserve"> tokens, adding refresh logic, and tightening </w:t>
+      </w:r>
+      <w:r>
+        <w:rPr>
+          <w:rStyle w:val="Strong"/>
+          <w:sz w:val="18"/>
+        </w:rPr>
+        <w:t>RBAC</w:t>
+      </w:r>
+      <w:r>
+        <w:rPr>
+          <w:sz w:val="18"/>
+        </w:rPr>
+        <w:t xml:space="preserve"> around sensitive actions.</w:t>
       </w:r>
     </w:p>
     <w:p>
@@ -1297,7 +1351,7 @@
         <w:pStyle w:val="NormalWeb"/>
         <w:numPr>
           <w:ilvl w:val="0"/>
-          <w:numId w:val="38"/>
+          <w:numId w:val="41"/>
         </w:numPr>
         <w:jc w:val="both"/>
         <w:rPr>
@@ -1308,21 +1362,22 @@
         <w:rPr>
           <w:sz w:val="18"/>
         </w:rPr>
-        <w:t xml:space="preserve">Delivered a new feature for real-time charger availability by combining </w:t>
+        <w:t xml:space="preserve">I reduced incident noise by rolling out </w:t>
       </w:r>
       <w:proofErr w:type="spellStart"/>
       <w:r>
         <w:rPr>
-          <w:sz w:val="18"/>
-        </w:rPr>
-        <w:t>EventBridge</w:t>
+          <w:rStyle w:val="Strong"/>
+          <w:sz w:val="18"/>
+        </w:rPr>
+        <w:t>OpenTelemetry</w:t>
       </w:r>
       <w:proofErr w:type="spellEnd"/>
       <w:r>
         <w:rPr>
           <w:sz w:val="18"/>
         </w:rPr>
-        <w:t xml:space="preserve"> fan-out and SQS buffering, ensuring downstream services never missed state transitions.</w:t>
+        <w:t xml:space="preserve"> tracing and structured logs, then wiring alerts to actionable SLO-based thresholds.</w:t>
       </w:r>
     </w:p>
     <w:p>
@@ -1330,7 +1385,7 @@
         <w:pStyle w:val="NormalWeb"/>
         <w:numPr>
           <w:ilvl w:val="0"/>
-          <w:numId w:val="38"/>
+          <w:numId w:val="41"/>
         </w:numPr>
         <w:jc w:val="both"/>
         <w:rPr>
@@ -1341,34 +1396,7 @@
         <w:rPr>
           <w:sz w:val="18"/>
         </w:rPr>
-        <w:t xml:space="preserve">Hardened security with least-privilege </w:t>
-      </w:r>
-      <w:r>
-        <w:rPr>
-          <w:rStyle w:val="Strong"/>
-          <w:sz w:val="18"/>
-        </w:rPr>
-        <w:t>IAM</w:t>
-      </w:r>
-      <w:r>
-        <w:rPr>
-          <w:sz w:val="18"/>
-        </w:rPr>
-        <w:t>, Secrets Manager rotation, and request signing where necessary, reducing accidental over-</w:t>
-      </w:r>
-      <w:proofErr w:type="spellStart"/>
-      <w:r>
-        <w:rPr>
-          <w:sz w:val="18"/>
-        </w:rPr>
-        <w:t>permissioning</w:t>
-      </w:r>
-      <w:proofErr w:type="spellEnd"/>
-      <w:r>
-        <w:rPr>
-          <w:sz w:val="18"/>
-        </w:rPr>
-        <w:t xml:space="preserve"> in client accounts.</w:t>
+        <w:t>I implemented rate limiting and abuse detection at the edge, preventing bot spikes from degrading service while keeping legitimate traffic unaffected.</w:t>
       </w:r>
     </w:p>
     <w:p>
@@ -1376,7 +1404,7 @@
         <w:pStyle w:val="NormalWeb"/>
         <w:numPr>
           <w:ilvl w:val="0"/>
-          <w:numId w:val="38"/>
+          <w:numId w:val="41"/>
         </w:numPr>
         <w:jc w:val="both"/>
         <w:rPr>
@@ -1387,7 +1415,7 @@
         <w:rPr>
           <w:sz w:val="18"/>
         </w:rPr>
-        <w:t xml:space="preserve">Introduced </w:t>
+        <w:t xml:space="preserve">I hardened deployments with </w:t>
       </w:r>
       <w:proofErr w:type="spellStart"/>
       <w:r>
@@ -1395,35 +1423,29 @@
           <w:rStyle w:val="Strong"/>
           <w:sz w:val="18"/>
         </w:rPr>
-        <w:t>Terraform</w:t>
+        <w:t>Docker</w:t>
       </w:r>
       <w:proofErr w:type="spellEnd"/>
       <w:r>
         <w:rPr>
+          <w:sz w:val="18"/>
+        </w:rPr>
+        <w:t xml:space="preserve"> and </w:t>
+      </w:r>
+      <w:proofErr w:type="spellStart"/>
+      <w:r>
+        <w:rPr>
           <w:rStyle w:val="Strong"/>
           <w:sz w:val="18"/>
         </w:rPr>
-        <w:t xml:space="preserve"> (1.x)</w:t>
-      </w:r>
-      <w:r>
-        <w:rPr>
-          <w:sz w:val="18"/>
-        </w:rPr>
-        <w:t xml:space="preserve"> modules and reusable stacks for </w:t>
-      </w:r>
-      <w:proofErr w:type="spellStart"/>
-      <w:r>
-        <w:rPr>
-          <w:sz w:val="18"/>
-        </w:rPr>
-        <w:t>serverless</w:t>
+        <w:t>Kubernetes</w:t>
       </w:r>
       <w:proofErr w:type="spellEnd"/>
       <w:r>
         <w:rPr>
           <w:sz w:val="18"/>
         </w:rPr>
-        <w:t xml:space="preserve"> components, replacing manual console changes with reviewed, repeatable infrastructure.</w:t>
+        <w:t xml:space="preserve"> (EKS), adding health probes, resource limits, and safe rollout strategies for noisy neighbors.</w:t>
       </w:r>
     </w:p>
     <w:p>
@@ -1431,7 +1453,7 @@
         <w:pStyle w:val="NormalWeb"/>
         <w:numPr>
           <w:ilvl w:val="0"/>
-          <w:numId w:val="38"/>
+          <w:numId w:val="41"/>
         </w:numPr>
         <w:jc w:val="both"/>
         <w:rPr>
@@ -1442,7 +1464,21 @@
         <w:rPr>
           <w:sz w:val="18"/>
         </w:rPr>
-        <w:t>Built CI/CD with gated deploys, smoke tests, and canary rollouts, preventing “all-at-once” releases that previously caused noisy incident windows.</w:t>
+        <w:t xml:space="preserve">I built CI/CD gates in </w:t>
+      </w:r>
+      <w:proofErr w:type="spellStart"/>
+      <w:r>
+        <w:rPr>
+          <w:sz w:val="18"/>
+        </w:rPr>
+        <w:t>GitHub</w:t>
+      </w:r>
+      <w:proofErr w:type="spellEnd"/>
+      <w:r>
+        <w:rPr>
+          <w:sz w:val="18"/>
+        </w:rPr>
+        <w:t xml:space="preserve"> Actions with unit, integration, and contract tests, stopping breaking API changes before they reached production.</w:t>
       </w:r>
     </w:p>
     <w:p>
@@ -1450,7 +1486,7 @@
         <w:pStyle w:val="NormalWeb"/>
         <w:numPr>
           <w:ilvl w:val="0"/>
-          <w:numId w:val="38"/>
+          <w:numId w:val="41"/>
         </w:numPr>
         <w:jc w:val="both"/>
         <w:rPr>
@@ -1461,36 +1497,7 @@
         <w:rPr>
           <w:sz w:val="18"/>
         </w:rPr>
-        <w:t xml:space="preserve">Improved </w:t>
-      </w:r>
-      <w:proofErr w:type="spellStart"/>
-      <w:r>
-        <w:rPr>
-          <w:sz w:val="18"/>
-        </w:rPr>
-        <w:t>observability</w:t>
-      </w:r>
-      <w:proofErr w:type="spellEnd"/>
-      <w:r>
-        <w:rPr>
-          <w:sz w:val="18"/>
-        </w:rPr>
-        <w:t xml:space="preserve"> using </w:t>
-      </w:r>
-      <w:proofErr w:type="spellStart"/>
-      <w:r>
-        <w:rPr>
-          <w:rStyle w:val="Strong"/>
-          <w:sz w:val="18"/>
-        </w:rPr>
-        <w:t>OpenTelemetry</w:t>
-      </w:r>
-      <w:proofErr w:type="spellEnd"/>
-      <w:r>
-        <w:rPr>
-          <w:sz w:val="18"/>
-        </w:rPr>
-        <w:t xml:space="preserve"> traces, structured logs, and SLO dashboards, cutting mean-time-to-detect by making failures diagnosable in minutes.</w:t>
+        <w:t>I handled a brittle migration from older Node runtimes to newer LTS by fixing native module builds, tightening dependency locks, and updating pipelines.</w:t>
       </w:r>
     </w:p>
     <w:p>
@@ -1498,7 +1505,7 @@
         <w:pStyle w:val="NormalWeb"/>
         <w:numPr>
           <w:ilvl w:val="0"/>
-          <w:numId w:val="38"/>
+          <w:numId w:val="41"/>
         </w:numPr>
         <w:jc w:val="both"/>
         <w:rPr>
@@ -1509,21 +1516,7 @@
         <w:rPr>
           <w:sz w:val="18"/>
         </w:rPr>
-        <w:t xml:space="preserve">Solved a tricky </w:t>
-      </w:r>
-      <w:proofErr w:type="spellStart"/>
-      <w:r>
-        <w:rPr>
-          <w:sz w:val="18"/>
-        </w:rPr>
-        <w:t>timezone</w:t>
-      </w:r>
-      <w:proofErr w:type="spellEnd"/>
-      <w:r>
-        <w:rPr>
-          <w:sz w:val="18"/>
-        </w:rPr>
-        <w:t>/rounding issue in pricing totals by normalizing timestamps to UTC and enforcing decimal math with regression tests for edge-case tariffs.</w:t>
+        <w:t>I shipped new product features end-to-end (React UI + API + data model) by pairing with PM/design and turning ambiguous specs into shipped outcomes.</w:t>
       </w:r>
     </w:p>
     <w:p>
@@ -1531,7 +1524,7 @@
         <w:pStyle w:val="NormalWeb"/>
         <w:numPr>
           <w:ilvl w:val="0"/>
-          <w:numId w:val="38"/>
+          <w:numId w:val="41"/>
         </w:numPr>
         <w:jc w:val="both"/>
         <w:rPr>
@@ -1542,7 +1535,52 @@
         <w:rPr>
           <w:sz w:val="18"/>
         </w:rPr>
-        <w:t>Partnered with product, QA, and client stakeholders in a remote-only setup, translating ambiguous requirements into production-ready deliverables with clear ownership.</w:t>
+        <w:t>I mentored engineers through code reviews, debugging playbooks, and performance profiling, raising team quality without slowing delivery speed.</w:t>
+      </w:r>
+    </w:p>
+    <w:p>
+      <w:pPr>
+        <w:pStyle w:val="NormalWeb"/>
+        <w:numPr>
+          <w:ilvl w:val="0"/>
+          <w:numId w:val="41"/>
+        </w:numPr>
+        <w:jc w:val="both"/>
+        <w:rPr>
+          <w:sz w:val="18"/>
+        </w:rPr>
+      </w:pPr>
+      <w:r>
+        <w:rPr>
+          <w:sz w:val="18"/>
+        </w:rPr>
+        <w:t xml:space="preserve">I delivered customer-facing features using </w:t>
+      </w:r>
+      <w:r>
+        <w:rPr>
+          <w:rStyle w:val="Strong"/>
+          <w:sz w:val="18"/>
+        </w:rPr>
+        <w:t>React</w:t>
+      </w:r>
+      <w:r>
+        <w:rPr>
+          <w:sz w:val="18"/>
+        </w:rPr>
+        <w:t xml:space="preserve"> (v16.8–v17) and </w:t>
+      </w:r>
+      <w:r>
+        <w:rPr>
+          <w:rStyle w:val="Strong"/>
+          <w:sz w:val="18"/>
+        </w:rPr>
+        <w:t>Node.js</w:t>
+      </w:r>
+      <w:r>
+        <w:rPr>
+          <w:sz w:val="18"/>
+        </w:rPr>
+        <w:t xml:space="preserve"> (v12–v16), focusing on clean component boundaries and predictable state.</w:t>
       </w:r>
     </w:p>
     <w:tbl>
@@ -1647,56 +1685,35 @@
         <w:rPr>
           <w:sz w:val="18"/>
         </w:rPr>
-        <w:t xml:space="preserve">Built backend services in </w:t>
+        <w:t xml:space="preserve">I </w:t>
+      </w:r>
+      <w:proofErr w:type="gramStart"/>
+      <w:r>
+        <w:rPr>
+          <w:sz w:val="18"/>
+        </w:rPr>
+        <w:t>migrated</w:t>
+      </w:r>
+      <w:proofErr w:type="gramEnd"/>
+      <w:r>
+        <w:rPr>
+          <w:sz w:val="18"/>
+        </w:rPr>
+        <w:t xml:space="preserve"> a legacy </w:t>
       </w:r>
       <w:proofErr w:type="spellStart"/>
       <w:r>
         <w:rPr>
-          <w:rStyle w:val="Strong"/>
-          <w:sz w:val="18"/>
-        </w:rPr>
-        <w:t>TypeScript</w:t>
+          <w:sz w:val="18"/>
+        </w:rPr>
+        <w:t>jQuery</w:t>
       </w:r>
       <w:proofErr w:type="spellEnd"/>
       <w:r>
         <w:rPr>
-          <w:rStyle w:val="Strong"/>
-          <w:sz w:val="18"/>
-        </w:rPr>
-        <w:t xml:space="preserve"> (3.2–4.4)</w:t>
-      </w:r>
-      <w:r>
-        <w:rPr>
-          <w:sz w:val="18"/>
-        </w:rPr>
-        <w:t xml:space="preserve"> and </w:t>
-      </w:r>
-      <w:r>
-        <w:rPr>
-          <w:rStyle w:val="Strong"/>
-          <w:sz w:val="18"/>
-        </w:rPr>
-        <w:t>Node.js (10–14)</w:t>
-      </w:r>
-      <w:r>
-        <w:rPr>
-          <w:sz w:val="18"/>
-        </w:rPr>
-        <w:t xml:space="preserve">, focusing on reliable APIs and pragmatic </w:t>
-      </w:r>
-      <w:proofErr w:type="spellStart"/>
-      <w:r>
-        <w:rPr>
-          <w:sz w:val="18"/>
-        </w:rPr>
-        <w:t>microservice</w:t>
-      </w:r>
-      <w:proofErr w:type="spellEnd"/>
-      <w:r>
-        <w:rPr>
-          <w:sz w:val="18"/>
-        </w:rPr>
-        <w:t xml:space="preserve"> boundaries for a fast-moving product team.</w:t>
+          <w:sz w:val="18"/>
+        </w:rPr>
+        <w:t>-heavy UI into a modern SPA, reducing duplicated logic and introducing reusable UI patterns to speed new screens.</w:t>
       </w:r>
     </w:p>
     <w:p>
@@ -1716,48 +1733,21 @@
           <w:sz w:val="18"/>
         </w:rPr>
         <w:lastRenderedPageBreak/>
-        <w:t xml:space="preserve">Implemented </w:t>
+        <w:t xml:space="preserve">I fixed hard-to-reproduce UI race conditions by stabilizing </w:t>
       </w:r>
       <w:proofErr w:type="spellStart"/>
       <w:r>
         <w:rPr>
           <w:sz w:val="18"/>
         </w:rPr>
-        <w:t>serverless</w:t>
+        <w:t>async</w:t>
       </w:r>
       <w:proofErr w:type="spellEnd"/>
       <w:r>
         <w:rPr>
           <w:sz w:val="18"/>
         </w:rPr>
-        <w:t xml:space="preserve"> workflows on </w:t>
-      </w:r>
-      <w:r>
-        <w:rPr>
-          <w:rStyle w:val="Strong"/>
-          <w:sz w:val="18"/>
-        </w:rPr>
-        <w:t>AWS Lambda</w:t>
-      </w:r>
-      <w:r>
-        <w:rPr>
-          <w:sz w:val="18"/>
-        </w:rPr>
-        <w:t xml:space="preserve"> with SQS-driven workers, adding retries/</w:t>
-      </w:r>
-      <w:proofErr w:type="spellStart"/>
-      <w:r>
-        <w:rPr>
-          <w:sz w:val="18"/>
-        </w:rPr>
-        <w:t>backoff</w:t>
-      </w:r>
-      <w:proofErr w:type="spellEnd"/>
-      <w:r>
-        <w:rPr>
-          <w:sz w:val="18"/>
-        </w:rPr>
-        <w:t xml:space="preserve"> and DLQs to prevent stuck jobs from cascading into outages.</w:t>
+        <w:t xml:space="preserve"> flows, adding deterministic tests, and improving client-side error handling.</w:t>
       </w:r>
     </w:p>
     <w:p>
@@ -1776,7 +1766,7 @@
         <w:rPr>
           <w:sz w:val="18"/>
         </w:rPr>
-        <w:t>Fixed a critical bug where partial failures created inconsistent records across services, by introducing transactional outbox patterns and replay-safe consumers.</w:t>
+        <w:t>I built API integrations and backend jobs with Express (v4.x), ensuring retries, timeouts, and consistent error codes across downstream systems.</w:t>
       </w:r>
     </w:p>
     <w:p>
@@ -1791,33 +1781,11 @@
           <w:sz w:val="18"/>
         </w:rPr>
       </w:pPr>
-      <w:proofErr w:type="gramStart"/>
-      <w:r>
-        <w:rPr>
-          <w:sz w:val="18"/>
-        </w:rPr>
-        <w:t>Migrated</w:t>
-      </w:r>
-      <w:proofErr w:type="gramEnd"/>
-      <w:r>
-        <w:rPr>
-          <w:sz w:val="18"/>
-        </w:rPr>
-        <w:t xml:space="preserve"> a legacy REST surface into versioned endpoints with </w:t>
-      </w:r>
-      <w:proofErr w:type="spellStart"/>
-      <w:r>
-        <w:rPr>
-          <w:sz w:val="18"/>
-        </w:rPr>
-        <w:t>OpenAPI</w:t>
-      </w:r>
-      <w:proofErr w:type="spellEnd"/>
-      <w:r>
-        <w:rPr>
-          <w:sz w:val="18"/>
-        </w:rPr>
-        <w:t xml:space="preserve"> contracts, reducing integration breaks when multiple clients shipped independently.</w:t>
+      <w:r>
+        <w:rPr>
+          <w:sz w:val="18"/>
+        </w:rPr>
+        <w:t>I stabilized file uploads by streaming to S3, validating MIME types, and adding antivirus hooks so large payloads no longer crashed servers.</w:t>
       </w:r>
     </w:p>
     <w:p>
@@ -1836,21 +1804,22 @@
         <w:rPr>
           <w:sz w:val="18"/>
         </w:rPr>
-        <w:t xml:space="preserve">Improved </w:t>
+        <w:t xml:space="preserve">I improved search and filtering using </w:t>
       </w:r>
       <w:proofErr w:type="spellStart"/>
       <w:r>
         <w:rPr>
-          <w:sz w:val="18"/>
-        </w:rPr>
-        <w:t>DynamoDB</w:t>
+          <w:rStyle w:val="Strong"/>
+          <w:sz w:val="18"/>
+        </w:rPr>
+        <w:t>Elasticsearch</w:t>
       </w:r>
       <w:proofErr w:type="spellEnd"/>
       <w:r>
         <w:rPr>
           <w:sz w:val="18"/>
         </w:rPr>
-        <w:t xml:space="preserve"> performance by replacing scan-heavy queries with GSI-backed access paths and tightening projection sets to lower latency and cost.</w:t>
+        <w:t xml:space="preserve"> (v6–v7), tuning analyzers and pagination to avoid deep-scan performance cliffs.</w:t>
       </w:r>
     </w:p>
     <w:p>
@@ -1869,21 +1838,22 @@
         <w:rPr>
           <w:sz w:val="18"/>
         </w:rPr>
-        <w:t xml:space="preserve">Shipped a new feature for asynchronous document processing using Step Functions orchestration, making long-running flows observable and </w:t>
+        <w:t xml:space="preserve">I reduced query hotspots by redesigning schemas and indexes in </w:t>
       </w:r>
       <w:proofErr w:type="spellStart"/>
       <w:r>
         <w:rPr>
-          <w:sz w:val="18"/>
-        </w:rPr>
-        <w:t>restartable</w:t>
+          <w:rStyle w:val="Strong"/>
+          <w:sz w:val="18"/>
+        </w:rPr>
+        <w:t>PostgreSQL</w:t>
       </w:r>
       <w:proofErr w:type="spellEnd"/>
       <w:r>
         <w:rPr>
           <w:sz w:val="18"/>
         </w:rPr>
-        <w:t>.</w:t>
+        <w:t>, then measuring impact with explain plans and benchmarks.</w:t>
       </w:r>
     </w:p>
     <w:p>
@@ -1902,7 +1872,30 @@
         <w:rPr>
           <w:sz w:val="18"/>
         </w:rPr>
-        <w:t>Stabilized deployments by introducing CI checks, unit tests in Jest, and contract testing for key endpoints, catching breaking payload changes before release.</w:t>
+        <w:t xml:space="preserve">I introduced caching with </w:t>
+      </w:r>
+      <w:proofErr w:type="spellStart"/>
+      <w:r>
+        <w:rPr>
+          <w:rStyle w:val="Strong"/>
+          <w:sz w:val="18"/>
+        </w:rPr>
+        <w:t>Redis</w:t>
+      </w:r>
+      <w:proofErr w:type="spellEnd"/>
+      <w:r>
+        <w:rPr>
+          <w:sz w:val="18"/>
+        </w:rPr>
+        <w:t xml:space="preserve"> (v5), carefully hand</w:t>
+      </w:r>
+      <w:bookmarkStart w:id="0" w:name="_GoBack"/>
+      <w:bookmarkEnd w:id="0"/>
+      <w:r>
+        <w:rPr>
+          <w:sz w:val="18"/>
+        </w:rPr>
+        <w:t>ling cache invalidation to fix stale data bugs that confused support teams.</w:t>
       </w:r>
     </w:p>
     <w:p>
@@ -1921,21 +1914,20 @@
         <w:rPr>
           <w:sz w:val="18"/>
         </w:rPr>
-        <w:t xml:space="preserve">Resolved intermittent “random logout” incidents by aligning token refresh rules and adding server-side clock-skew tolerance in </w:t>
-      </w:r>
-      <w:proofErr w:type="spellStart"/>
-      <w:r>
-        <w:rPr>
-          <w:sz w:val="18"/>
-        </w:rPr>
-        <w:t>auth</w:t>
-      </w:r>
-      <w:proofErr w:type="spellEnd"/>
-      <w:r>
-        <w:rPr>
-          <w:sz w:val="18"/>
-        </w:rPr>
-        <w:t xml:space="preserve"> middleware.</w:t>
+        <w:t xml:space="preserve">I upgraded build and test tooling to strengthen quality, adding </w:t>
+      </w:r>
+      <w:r>
+        <w:rPr>
+          <w:rStyle w:val="Strong"/>
+          <w:sz w:val="18"/>
+        </w:rPr>
+        <w:t>Jest</w:t>
+      </w:r>
+      <w:r>
+        <w:rPr>
+          <w:sz w:val="18"/>
+        </w:rPr>
+        <w:t xml:space="preserve"> suites and smoke tests that caught breaking changes early.</w:t>
       </w:r>
     </w:p>
     <w:p>
@@ -1954,21 +1946,21 @@
         <w:rPr>
           <w:sz w:val="18"/>
         </w:rPr>
-        <w:t xml:space="preserve">Implemented caching with </w:t>
+        <w:t xml:space="preserve">I supported on-call by writing </w:t>
       </w:r>
       <w:proofErr w:type="spellStart"/>
       <w:r>
         <w:rPr>
           <w:sz w:val="18"/>
         </w:rPr>
-        <w:t>Redis</w:t>
+        <w:t>runbooks</w:t>
       </w:r>
       <w:proofErr w:type="spellEnd"/>
       <w:r>
         <w:rPr>
           <w:sz w:val="18"/>
         </w:rPr>
-        <w:t xml:space="preserve"> for read-heavy endpoints, preventing database contention during peak usage while keeping cache invalidation explicit and safe.</w:t>
+        <w:t xml:space="preserve"> and adding dashboards, turning recurring incidents into measurable fixes instead of repeated firefights.</w:t>
       </w:r>
     </w:p>
     <w:p>
@@ -1987,26 +1979,7 @@
         <w:rPr>
           <w:sz w:val="18"/>
         </w:rPr>
-        <w:t>Upgraded old build tooling and dependencies carefully, removing deprecated packages and addressing runtime warnings that previously hid real production errors.</w:t>
-      </w:r>
-    </w:p>
-    <w:p>
-      <w:pPr>
-        <w:pStyle w:val="NormalWeb"/>
-        <w:numPr>
-          <w:ilvl w:val="0"/>
-          <w:numId w:val="39"/>
-        </w:numPr>
-        <w:jc w:val="both"/>
-        <w:rPr>
-          <w:sz w:val="18"/>
-        </w:rPr>
-      </w:pPr>
-      <w:r>
-        <w:rPr>
-          <w:sz w:val="18"/>
-        </w:rPr>
-        <w:t>Collaborated directly with client engineers in English-first delivery, running incident reviews and turning findings into durable engineering guardrails.</w:t>
+        <w:t>I collaborated with QA and product to ship incremental releases, using feature toggles to deliver value without risky “big bang” launches.</w:t>
       </w:r>
     </w:p>
     <w:tbl>
@@ -2102,7 +2075,7 @@
         <w:pStyle w:val="NormalWeb"/>
         <w:numPr>
           <w:ilvl w:val="0"/>
-          <w:numId w:val="40"/>
+          <w:numId w:val="42"/>
         </w:numPr>
         <w:jc w:val="both"/>
         <w:rPr>
@@ -2113,7 +2086,20 @@
         <w:rPr>
           <w:sz w:val="18"/>
         </w:rPr>
-        <w:t>Delivered backend features for reporting and operations systems using widely adopted enterprise patterns, keeping data correctness and performance stable under daily use.</w:t>
+        <w:t xml:space="preserve">I built internal web tools using server-rendered JS and early </w:t>
+      </w:r>
+      <w:r>
+        <w:rPr>
+          <w:rStyle w:val="Strong"/>
+          <w:sz w:val="18"/>
+        </w:rPr>
+        <w:t>React</w:t>
+      </w:r>
+      <w:r>
+        <w:rPr>
+          <w:sz w:val="18"/>
+        </w:rPr>
+        <w:t xml:space="preserve"> patterns, gradually introducing components where it reduced duplication safely.</w:t>
       </w:r>
     </w:p>
     <w:p>
@@ -2121,7 +2107,7 @@
         <w:pStyle w:val="NormalWeb"/>
         <w:numPr>
           <w:ilvl w:val="0"/>
-          <w:numId w:val="40"/>
+          <w:numId w:val="42"/>
         </w:numPr>
         <w:jc w:val="both"/>
         <w:rPr>
@@ -2132,7 +2118,20 @@
         <w:rPr>
           <w:sz w:val="18"/>
         </w:rPr>
-        <w:t>Built and optimized SQL-heavy endpoints with careful indexing and query-plan reviews, eliminating timeouts that repeatedly surfaced as production defects.</w:t>
+        <w:t xml:space="preserve">I created backend APIs in </w:t>
+      </w:r>
+      <w:r>
+        <w:rPr>
+          <w:rStyle w:val="Strong"/>
+          <w:sz w:val="18"/>
+        </w:rPr>
+        <w:t>Node.js</w:t>
+      </w:r>
+      <w:r>
+        <w:rPr>
+          <w:sz w:val="18"/>
+        </w:rPr>
+        <w:t xml:space="preserve"> (v8–v12) and integrated them with reporting workflows, keeping responses consistent for legacy consumers.</w:t>
       </w:r>
     </w:p>
     <w:p>
@@ -2140,7 +2139,7 @@
         <w:pStyle w:val="NormalWeb"/>
         <w:numPr>
           <w:ilvl w:val="0"/>
-          <w:numId w:val="40"/>
+          <w:numId w:val="42"/>
         </w:numPr>
         <w:jc w:val="both"/>
         <w:rPr>
@@ -2151,7 +2150,7 @@
         <w:rPr>
           <w:sz w:val="18"/>
         </w:rPr>
-        <w:t>Fixed a recurring bug where background jobs re-processed the same records after transient errors, by adding durable status tables and safe retry semantics.</w:t>
+        <w:t>I fixed recurring “missing data” defects by adding stronger validations, backfills, and reconciliations between ETL outputs and UI expectations.</w:t>
       </w:r>
     </w:p>
     <w:p>
@@ -2159,7 +2158,7 @@
         <w:pStyle w:val="NormalWeb"/>
         <w:numPr>
           <w:ilvl w:val="0"/>
-          <w:numId w:val="40"/>
+          <w:numId w:val="42"/>
         </w:numPr>
         <w:jc w:val="both"/>
         <w:rPr>
@@ -2170,7 +2169,35 @@
         <w:rPr>
           <w:sz w:val="18"/>
         </w:rPr>
-        <w:t>Introduced structured logging and consistent exception handling so “unknown errors” became actionable issues with clear root-cause signals.</w:t>
+        <w:t xml:space="preserve">I </w:t>
+      </w:r>
+      <w:proofErr w:type="gramStart"/>
+      <w:r>
+        <w:rPr>
+          <w:sz w:val="18"/>
+        </w:rPr>
+        <w:t>migrated</w:t>
+      </w:r>
+      <w:proofErr w:type="gramEnd"/>
+      <w:r>
+        <w:rPr>
+          <w:sz w:val="18"/>
+        </w:rPr>
+        <w:t xml:space="preserve"> a fragile </w:t>
+      </w:r>
+      <w:proofErr w:type="spellStart"/>
+      <w:r>
+        <w:rPr>
+          <w:sz w:val="18"/>
+        </w:rPr>
+        <w:t>cron</w:t>
+      </w:r>
+      <w:proofErr w:type="spellEnd"/>
+      <w:r>
+        <w:rPr>
+          <w:sz w:val="18"/>
+        </w:rPr>
+        <w:t>-based pipeline into a queued worker model, improving reliability and making failures visible instead of silent.</w:t>
       </w:r>
     </w:p>
     <w:p>
@@ -2178,26 +2205,18 @@
         <w:pStyle w:val="NormalWeb"/>
         <w:numPr>
           <w:ilvl w:val="0"/>
-          <w:numId w:val="40"/>
+          <w:numId w:val="42"/>
         </w:numPr>
         <w:jc w:val="both"/>
         <w:rPr>
           <w:sz w:val="18"/>
         </w:rPr>
       </w:pPr>
-      <w:proofErr w:type="gramStart"/>
-      <w:r>
-        <w:rPr>
-          <w:sz w:val="18"/>
-        </w:rPr>
-        <w:t>Migrated</w:t>
-      </w:r>
-      <w:proofErr w:type="gramEnd"/>
-      <w:r>
-        <w:rPr>
-          <w:sz w:val="18"/>
-        </w:rPr>
-        <w:t xml:space="preserve"> a legacy service layer toward cleaner modular boundaries, reducing change-risk when new features had to be added under tight deadlines.</w:t>
+      <w:r>
+        <w:rPr>
+          <w:sz w:val="18"/>
+        </w:rPr>
+        <w:t>I improved SQL performance by adding indexes and rewriting reports, reducing timeouts that blocked finance and operations from daily work.</w:t>
       </w:r>
     </w:p>
     <w:p>
@@ -2205,7 +2224,7 @@
         <w:pStyle w:val="NormalWeb"/>
         <w:numPr>
           <w:ilvl w:val="0"/>
-          <w:numId w:val="40"/>
+          <w:numId w:val="42"/>
         </w:numPr>
         <w:jc w:val="both"/>
         <w:rPr>
@@ -2216,7 +2235,7 @@
         <w:rPr>
           <w:sz w:val="18"/>
         </w:rPr>
-        <w:t>Implemented batch import validations that prevented corrupt rows from entering core tables, replacing manual cleanup with automated, testable rules.</w:t>
+        <w:t>I implemented auditing and permission checks, preventing unauthorized exports and giving admins clear traceability for sensitive changes.</w:t>
       </w:r>
     </w:p>
     <w:p>
@@ -2224,7 +2243,7 @@
         <w:pStyle w:val="NormalWeb"/>
         <w:numPr>
           <w:ilvl w:val="0"/>
-          <w:numId w:val="40"/>
+          <w:numId w:val="42"/>
         </w:numPr>
         <w:jc w:val="both"/>
         <w:rPr>
@@ -2235,35 +2254,7 @@
         <w:rPr>
           <w:sz w:val="18"/>
         </w:rPr>
-        <w:t xml:space="preserve">Automated routine releases with scripted steps and environment-based </w:t>
-      </w:r>
-      <w:proofErr w:type="spellStart"/>
-      <w:r>
-        <w:rPr>
-          <w:sz w:val="18"/>
-        </w:rPr>
-        <w:t>configs</w:t>
-      </w:r>
-      <w:proofErr w:type="spellEnd"/>
-      <w:r>
-        <w:rPr>
-          <w:sz w:val="18"/>
-        </w:rPr>
-        <w:t xml:space="preserve">, reducing “works on my machine” drift across </w:t>
-      </w:r>
-      <w:proofErr w:type="spellStart"/>
-      <w:r>
-        <w:rPr>
-          <w:sz w:val="18"/>
-        </w:rPr>
-        <w:t>dev</w:t>
-      </w:r>
-      <w:proofErr w:type="spellEnd"/>
-      <w:r>
-        <w:rPr>
-          <w:sz w:val="18"/>
-        </w:rPr>
-        <w:t xml:space="preserve"> and staging.</w:t>
+        <w:t>I introduced basic monitoring and log correlation so production issues could be diagnosed quickly without guesswork or manual DB poking.</w:t>
       </w:r>
     </w:p>
     <w:p>
@@ -2271,7 +2262,7 @@
         <w:pStyle w:val="NormalWeb"/>
         <w:numPr>
           <w:ilvl w:val="0"/>
-          <w:numId w:val="40"/>
+          <w:numId w:val="42"/>
         </w:numPr>
         <w:jc w:val="both"/>
         <w:rPr>
@@ -2282,7 +2273,7 @@
         <w:rPr>
           <w:sz w:val="18"/>
         </w:rPr>
-        <w:t>Added basic API contract tests and smoke checks to catch breaking schema changes, improving confidence before pushing updates to production.</w:t>
+        <w:t>I handled an incremental migration from older libraries to newer stable releases by locking dependencies, testing critical paths, and rolling out safely.</w:t>
       </w:r>
     </w:p>
     <w:p>
@@ -2290,18 +2281,15 @@
         <w:pStyle w:val="NormalWeb"/>
         <w:numPr>
           <w:ilvl w:val="0"/>
-          <w:numId w:val="40"/>
+          <w:numId w:val="42"/>
         </w:numPr>
         <w:jc w:val="both"/>
-        <w:rPr>
-          <w:sz w:val="18"/>
-        </w:rPr>
-      </w:pPr>
-      <w:r>
-        <w:rPr>
-          <w:sz w:val="18"/>
-        </w:rPr>
-        <w:t>Worked closely with non-technical stakeholders to translate reporting needs into deliverable increments, keeping scope realistic and outcomes measurable.</w:t>
+      </w:pPr>
+      <w:r>
+        <w:rPr>
+          <w:sz w:val="18"/>
+        </w:rPr>
+        <w:t>I partnered with stakeholders to translate messy business rules into maintainable code, documenting edge cases so future changes stayed predictable.</w:t>
       </w:r>
     </w:p>
     <w:p>
@@ -2472,96 +2460,134 @@
         <w:pStyle w:val="NormalWeb"/>
         <w:jc w:val="both"/>
         <w:rPr>
+          <w:b/>
+          <w:sz w:val="18"/>
+        </w:rPr>
+      </w:pPr>
+      <w:r>
+        <w:rPr>
+          <w:b/>
+          <w:sz w:val="18"/>
+        </w:rPr>
+        <w:t>Real-Time Ops Console (React + Node)</w:t>
+      </w:r>
+    </w:p>
+    <w:p>
+      <w:pPr>
+        <w:pStyle w:val="NormalWeb"/>
+        <w:numPr>
+          <w:ilvl w:val="0"/>
+          <w:numId w:val="43"/>
+        </w:numPr>
+        <w:jc w:val="both"/>
+        <w:rPr>
+          <w:sz w:val="18"/>
+        </w:rPr>
+      </w:pPr>
+      <w:r>
+        <w:rPr>
+          <w:sz w:val="18"/>
+        </w:rPr>
+        <w:t xml:space="preserve">Built a near real-time monitoring console with </w:t>
+      </w:r>
+      <w:r>
+        <w:rPr>
+          <w:rStyle w:val="Strong"/>
+          <w:sz w:val="18"/>
+        </w:rPr>
+        <w:t>React</w:t>
+      </w:r>
+      <w:r>
+        <w:rPr>
+          <w:sz w:val="18"/>
+        </w:rPr>
+        <w:t xml:space="preserve"> (v18) and </w:t>
+      </w:r>
+      <w:proofErr w:type="spellStart"/>
+      <w:r>
+        <w:rPr>
+          <w:sz w:val="18"/>
+        </w:rPr>
+        <w:t>WebSockets</w:t>
+      </w:r>
+      <w:proofErr w:type="spellEnd"/>
+      <w:r>
+        <w:rPr>
+          <w:sz w:val="18"/>
+        </w:rPr>
+        <w:t>, surfacing incident signals and reducing mean time to detect.</w:t>
+      </w:r>
+    </w:p>
+    <w:p>
+      <w:pPr>
+        <w:pStyle w:val="NormalWeb"/>
+        <w:numPr>
+          <w:ilvl w:val="0"/>
+          <w:numId w:val="43"/>
+        </w:numPr>
+        <w:jc w:val="both"/>
+        <w:rPr>
+          <w:sz w:val="18"/>
+        </w:rPr>
+      </w:pPr>
+      <w:r>
+        <w:rPr>
+          <w:sz w:val="18"/>
+        </w:rPr>
+        <w:t xml:space="preserve">Implemented a Node event pipeline with </w:t>
+      </w:r>
+      <w:r>
+        <w:rPr>
+          <w:rStyle w:val="Strong"/>
+          <w:sz w:val="18"/>
+        </w:rPr>
+        <w:t>Kafka</w:t>
+      </w:r>
+      <w:r>
+        <w:rPr>
+          <w:sz w:val="18"/>
+        </w:rPr>
+        <w:t xml:space="preserve"> (v2.x) plus </w:t>
+      </w:r>
+      <w:proofErr w:type="spellStart"/>
+      <w:r>
+        <w:rPr>
+          <w:rStyle w:val="Strong"/>
+          <w:sz w:val="18"/>
+        </w:rPr>
+        <w:t>PostgreSQL</w:t>
+      </w:r>
+      <w:proofErr w:type="spellEnd"/>
+      <w:r>
+        <w:rPr>
+          <w:sz w:val="18"/>
+        </w:rPr>
+        <w:t xml:space="preserve"> (v14–v15), enabling </w:t>
+      </w:r>
+      <w:proofErr w:type="spellStart"/>
+      <w:r>
+        <w:rPr>
+          <w:sz w:val="18"/>
+        </w:rPr>
+        <w:t>replayable</w:t>
+      </w:r>
+      <w:proofErr w:type="spellEnd"/>
+      <w:r>
+        <w:rPr>
+          <w:sz w:val="18"/>
+        </w:rPr>
+        <w:t xml:space="preserve"> processing and reliable audit history.</w:t>
+      </w:r>
+    </w:p>
+    <w:p>
+      <w:pPr>
+        <w:pStyle w:val="NormalWeb"/>
+        <w:jc w:val="both"/>
+        <w:rPr>
           <w:rFonts w:ascii="Arial" w:hAnsi="Arial" w:cs="Arial"/>
           <w:sz w:val="12"/>
         </w:rPr>
       </w:pPr>
-      <w:r>
-        <w:rPr>
-          <w:rStyle w:val="Strong"/>
-          <w:sz w:val="18"/>
-        </w:rPr>
-        <w:t>EV Charge Session Orchestrator (</w:t>
-      </w:r>
-      <w:proofErr w:type="spellStart"/>
-      <w:r>
-        <w:rPr>
-          <w:rStyle w:val="Strong"/>
-          <w:sz w:val="18"/>
-        </w:rPr>
-        <w:t>Serverless</w:t>
-      </w:r>
-      <w:proofErr w:type="spellEnd"/>
-      <w:r>
-        <w:rPr>
-          <w:rStyle w:val="Strong"/>
-          <w:sz w:val="18"/>
-        </w:rPr>
-        <w:t xml:space="preserve"> Core)</w:t>
-      </w:r>
-      <w:r>
-        <w:rPr>
-          <w:sz w:val="18"/>
-        </w:rPr>
-        <w:t xml:space="preserve"> — </w:t>
-      </w:r>
-      <w:proofErr w:type="gramStart"/>
-      <w:r>
-        <w:rPr>
-          <w:sz w:val="18"/>
-        </w:rPr>
-        <w:t>Designed</w:t>
-      </w:r>
-      <w:proofErr w:type="gramEnd"/>
-      <w:r>
-        <w:rPr>
-          <w:sz w:val="18"/>
-        </w:rPr>
-        <w:t xml:space="preserve"> an event-driven session pipeline with </w:t>
-      </w:r>
-      <w:r>
-        <w:rPr>
-          <w:rStyle w:val="Strong"/>
-          <w:sz w:val="18"/>
-        </w:rPr>
-        <w:t>Lambda</w:t>
-      </w:r>
-      <w:r>
-        <w:rPr>
-          <w:sz w:val="18"/>
-        </w:rPr>
-        <w:t xml:space="preserve">, </w:t>
-      </w:r>
-      <w:proofErr w:type="spellStart"/>
-      <w:r>
-        <w:rPr>
-          <w:rStyle w:val="Strong"/>
-          <w:sz w:val="18"/>
-        </w:rPr>
-        <w:t>DynamoDB</w:t>
-      </w:r>
-      <w:proofErr w:type="spellEnd"/>
-      <w:r>
-        <w:rPr>
-          <w:sz w:val="18"/>
-        </w:rPr>
-        <w:t xml:space="preserve">, </w:t>
-      </w:r>
-      <w:proofErr w:type="spellStart"/>
-      <w:r>
-        <w:rPr>
-          <w:rStyle w:val="Strong"/>
-          <w:sz w:val="18"/>
-        </w:rPr>
-        <w:t>EventBridge</w:t>
-      </w:r>
-      <w:proofErr w:type="spellEnd"/>
-      <w:r>
-        <w:rPr>
-          <w:sz w:val="18"/>
-        </w:rPr>
-        <w:t>, and SQS buffering, including idempotent writes, replay-safe consumers, and traceable end-to-end workflows for incident-free retries.</w:t>
-      </w:r>
     </w:p>
     <w:sectPr>
       <w:pgSz w:w="11906" w:h="16838"/>
@@ -4055,6 +4081,120 @@
     </w:lvl>
   </w:abstractNum>
   <w:abstractNum w:abstractNumId="13">
+    <w:nsid w:val="32982A2B"/>
+    <w:multiLevelType w:val="hybridMultilevel"/>
+    <w:tmpl w:val="F6BAD06A"/>
+    <w:lvl w:ilvl="0" w:tplc="1098F2DC">
+      <w:start w:val="1"/>
+      <w:numFmt w:val="bullet"/>
+      <w:lvlText w:val=""/>
+      <w:lvlJc w:val="left"/>
+      <w:pPr>
+        <w:ind w:left="360" w:hanging="360"/>
+      </w:pPr>
+      <w:rPr>
+        <w:rFonts w:ascii="Wingdings" w:hAnsi="Wingdings" w:hint="default"/>
+        <w:sz w:val="18"/>
+      </w:rPr>
+    </w:lvl>
+    <w:lvl w:ilvl="1" w:tplc="04090003" w:tentative="1">
+      <w:start w:val="1"/>
+      <w:numFmt w:val="bullet"/>
+      <w:lvlText w:val="o"/>
+      <w:lvlJc w:val="left"/>
+      <w:pPr>
+        <w:ind w:left="1080" w:hanging="360"/>
+      </w:pPr>
+      <w:rPr>
+        <w:rFonts w:ascii="Courier New" w:hAnsi="Courier New" w:cs="Courier New" w:hint="default"/>
+      </w:rPr>
+    </w:lvl>
+    <w:lvl w:ilvl="2" w:tplc="04090005" w:tentative="1">
+      <w:start w:val="1"/>
+      <w:numFmt w:val="bullet"/>
+      <w:lvlText w:val=""/>
+      <w:lvlJc w:val="left"/>
+      <w:pPr>
+        <w:ind w:left="1800" w:hanging="360"/>
+      </w:pPr>
+      <w:rPr>
+        <w:rFonts w:ascii="Wingdings" w:hAnsi="Wingdings" w:hint="default"/>
+      </w:rPr>
+    </w:lvl>
+    <w:lvl w:ilvl="3" w:tplc="04090001" w:tentative="1">
+      <w:start w:val="1"/>
+      <w:numFmt w:val="bullet"/>
+      <w:lvlText w:val=""/>
+      <w:lvlJc w:val="left"/>
+      <w:pPr>
+        <w:ind w:left="2520" w:hanging="360"/>
+      </w:pPr>
+      <w:rPr>
+        <w:rFonts w:ascii="Symbol" w:hAnsi="Symbol" w:hint="default"/>
+      </w:rPr>
+    </w:lvl>
+    <w:lvl w:ilvl="4" w:tplc="04090003" w:tentative="1">
+      <w:start w:val="1"/>
+      <w:numFmt w:val="bullet"/>
+      <w:lvlText w:val="o"/>
+      <w:lvlJc w:val="left"/>
+      <w:pPr>
+        <w:ind w:left="3240" w:hanging="360"/>
+      </w:pPr>
+      <w:rPr>
+        <w:rFonts w:ascii="Courier New" w:hAnsi="Courier New" w:cs="Courier New" w:hint="default"/>
+      </w:rPr>
+    </w:lvl>
+    <w:lvl w:ilvl="5" w:tplc="04090005" w:tentative="1">
+      <w:start w:val="1"/>
+      <w:numFmt w:val="bullet"/>
+      <w:lvlText w:val=""/>
+      <w:lvlJc w:val="left"/>
+      <w:pPr>
+        <w:ind w:left="3960" w:hanging="360"/>
+      </w:pPr>
+      <w:rPr>
+        <w:rFonts w:ascii="Wingdings" w:hAnsi="Wingdings" w:hint="default"/>
+      </w:rPr>
+    </w:lvl>
+    <w:lvl w:ilvl="6" w:tplc="04090001" w:tentative="1">
+      <w:start w:val="1"/>
+      <w:numFmt w:val="bullet"/>
+      <w:lvlText w:val=""/>
+      <w:lvlJc w:val="left"/>
+      <w:pPr>
+        <w:ind w:left="4680" w:hanging="360"/>
+      </w:pPr>
+      <w:rPr>
+        <w:rFonts w:ascii="Symbol" w:hAnsi="Symbol" w:hint="default"/>
+      </w:rPr>
+    </w:lvl>
+    <w:lvl w:ilvl="7" w:tplc="04090003" w:tentative="1">
+      <w:start w:val="1"/>
+      <w:numFmt w:val="bullet"/>
+      <w:lvlText w:val="o"/>
+      <w:lvlJc w:val="left"/>
+      <w:pPr>
+        <w:ind w:left="5400" w:hanging="360"/>
+      </w:pPr>
+      <w:rPr>
+        <w:rFonts w:ascii="Courier New" w:hAnsi="Courier New" w:cs="Courier New" w:hint="default"/>
+      </w:rPr>
+    </w:lvl>
+    <w:lvl w:ilvl="8" w:tplc="04090005" w:tentative="1">
+      <w:start w:val="1"/>
+      <w:numFmt w:val="bullet"/>
+      <w:lvlText w:val=""/>
+      <w:lvlJc w:val="left"/>
+      <w:pPr>
+        <w:ind w:left="6120" w:hanging="360"/>
+      </w:pPr>
+      <w:rPr>
+        <w:rFonts w:ascii="Wingdings" w:hAnsi="Wingdings" w:hint="default"/>
+      </w:rPr>
+    </w:lvl>
+  </w:abstractNum>
+  <w:abstractNum w:abstractNumId="14">
     <w:nsid w:val="3F1B1DB9"/>
     <w:multiLevelType w:val="hybridMultilevel"/>
     <w:tmpl w:val="17428F30"/>
@@ -4167,7 +4307,7 @@
       </w:rPr>
     </w:lvl>
   </w:abstractNum>
-  <w:abstractNum w:abstractNumId="14">
+  <w:abstractNum w:abstractNumId="15">
     <w:nsid w:val="402E5A5D"/>
     <w:multiLevelType w:val="hybridMultilevel"/>
     <w:tmpl w:val="F50C67E8"/>
@@ -4280,7 +4420,7 @@
       </w:rPr>
     </w:lvl>
   </w:abstractNum>
-  <w:abstractNum w:abstractNumId="15">
+  <w:abstractNum w:abstractNumId="16">
     <w:nsid w:val="40C75CB4"/>
     <w:multiLevelType w:val="hybridMultilevel"/>
     <w:tmpl w:val="59069A8A"/>
@@ -4393,7 +4533,7 @@
       </w:rPr>
     </w:lvl>
   </w:abstractNum>
-  <w:abstractNum w:abstractNumId="16">
+  <w:abstractNum w:abstractNumId="17">
     <w:nsid w:val="4431465F"/>
     <w:multiLevelType w:val="hybridMultilevel"/>
     <w:tmpl w:val="C27EF45C"/>
@@ -4482,7 +4622,7 @@
       </w:pPr>
     </w:lvl>
   </w:abstractNum>
-  <w:abstractNum w:abstractNumId="17">
+  <w:abstractNum w:abstractNumId="18">
     <w:nsid w:val="447A36A7"/>
     <w:multiLevelType w:val="multilevel"/>
     <w:tmpl w:val="E23EE6EC"/>
@@ -4631,7 +4771,7 @@
       </w:rPr>
     </w:lvl>
   </w:abstractNum>
-  <w:abstractNum w:abstractNumId="18">
+  <w:abstractNum w:abstractNumId="19">
     <w:nsid w:val="45785A81"/>
     <w:multiLevelType w:val="hybridMultilevel"/>
     <w:tmpl w:val="962695C8"/>
@@ -4743,7 +4883,7 @@
       </w:rPr>
     </w:lvl>
   </w:abstractNum>
-  <w:abstractNum w:abstractNumId="19">
+  <w:abstractNum w:abstractNumId="20">
     <w:nsid w:val="46DF270F"/>
     <w:multiLevelType w:val="multilevel"/>
     <w:tmpl w:val="52085164"/>
@@ -4892,7 +5032,7 @@
       </w:rPr>
     </w:lvl>
   </w:abstractNum>
-  <w:abstractNum w:abstractNumId="20">
+  <w:abstractNum w:abstractNumId="21">
     <w:nsid w:val="474E4DAD"/>
     <w:multiLevelType w:val="hybridMultilevel"/>
     <w:tmpl w:val="3E0EE9DE"/>
@@ -5005,7 +5145,7 @@
       </w:rPr>
     </w:lvl>
   </w:abstractNum>
-  <w:abstractNum w:abstractNumId="21">
+  <w:abstractNum w:abstractNumId="22">
     <w:nsid w:val="4BF36A4A"/>
     <w:multiLevelType w:val="hybridMultilevel"/>
     <w:tmpl w:val="CEB8251C"/>
@@ -5118,7 +5258,121 @@
       </w:rPr>
     </w:lvl>
   </w:abstractNum>
-  <w:abstractNum w:abstractNumId="22">
+  <w:abstractNum w:abstractNumId="23">
+    <w:nsid w:val="533D11B5"/>
+    <w:multiLevelType w:val="hybridMultilevel"/>
+    <w:tmpl w:val="DBB8D52E"/>
+    <w:lvl w:ilvl="0" w:tplc="1098F2DC">
+      <w:start w:val="1"/>
+      <w:numFmt w:val="bullet"/>
+      <w:lvlText w:val=""/>
+      <w:lvlJc w:val="left"/>
+      <w:pPr>
+        <w:ind w:left="360" w:hanging="360"/>
+      </w:pPr>
+      <w:rPr>
+        <w:rFonts w:ascii="Wingdings" w:hAnsi="Wingdings" w:hint="default"/>
+        <w:sz w:val="18"/>
+      </w:rPr>
+    </w:lvl>
+    <w:lvl w:ilvl="1" w:tplc="04090003" w:tentative="1">
+      <w:start w:val="1"/>
+      <w:numFmt w:val="bullet"/>
+      <w:lvlText w:val="o"/>
+      <w:lvlJc w:val="left"/>
+      <w:pPr>
+        <w:ind w:left="1080" w:hanging="360"/>
+      </w:pPr>
+      <w:rPr>
+        <w:rFonts w:ascii="Courier New" w:hAnsi="Courier New" w:cs="Courier New" w:hint="default"/>
+      </w:rPr>
+    </w:lvl>
+    <w:lvl w:ilvl="2" w:tplc="04090005" w:tentative="1">
+      <w:start w:val="1"/>
+      <w:numFmt w:val="bullet"/>
+      <w:lvlText w:val=""/>
+      <w:lvlJc w:val="left"/>
+      <w:pPr>
+        <w:ind w:left="1800" w:hanging="360"/>
+      </w:pPr>
+      <w:rPr>
+        <w:rFonts w:ascii="Wingdings" w:hAnsi="Wingdings" w:hint="default"/>
+      </w:rPr>
+    </w:lvl>
+    <w:lvl w:ilvl="3" w:tplc="04090001" w:tentative="1">
+      <w:start w:val="1"/>
+      <w:numFmt w:val="bullet"/>
+      <w:lvlText w:val=""/>
+      <w:lvlJc w:val="left"/>
+      <w:pPr>
+        <w:ind w:left="2520" w:hanging="360"/>
+      </w:pPr>
+      <w:rPr>
+        <w:rFonts w:ascii="Symbol" w:hAnsi="Symbol" w:hint="default"/>
+      </w:rPr>
+    </w:lvl>
+    <w:lvl w:ilvl="4" w:tplc="04090003" w:tentative="1">
+      <w:start w:val="1"/>
+      <w:numFmt w:val="bullet"/>
+      <w:lvlText w:val="o"/>
+      <w:lvlJc w:val="left"/>
+      <w:pPr>
+        <w:ind w:left="3240" w:hanging="360"/>
+      </w:pPr>
+      <w:rPr>
+        <w:rFonts w:ascii="Courier New" w:hAnsi="Courier New" w:cs="Courier New" w:hint="default"/>
+      </w:rPr>
+    </w:lvl>
+    <w:lvl w:ilvl="5" w:tplc="04090005" w:tentative="1">
+      <w:start w:val="1"/>
+      <w:numFmt w:val="bullet"/>
+      <w:lvlText w:val=""/>
+      <w:lvlJc w:val="left"/>
+      <w:pPr>
+        <w:ind w:left="3960" w:hanging="360"/>
+      </w:pPr>
+      <w:rPr>
+        <w:rFonts w:ascii="Wingdings" w:hAnsi="Wingdings" w:hint="default"/>
+      </w:rPr>
+    </w:lvl>
+    <w:lvl w:ilvl="6" w:tplc="04090001" w:tentative="1">
+      <w:start w:val="1"/>
+      <w:numFmt w:val="bullet"/>
+      <w:lvlText w:val=""/>
+      <w:lvlJc w:val="left"/>
+      <w:pPr>
+        <w:ind w:left="4680" w:hanging="360"/>
+      </w:pPr>
+      <w:rPr>
+        <w:rFonts w:ascii="Symbol" w:hAnsi="Symbol" w:hint="default"/>
+      </w:rPr>
+    </w:lvl>
+    <w:lvl w:ilvl="7" w:tplc="04090003" w:tentative="1">
+      <w:start w:val="1"/>
+      <w:numFmt w:val="bullet"/>
+      <w:lvlText w:val="o"/>
+      <w:lvlJc w:val="left"/>
+      <w:pPr>
+        <w:ind w:left="5400" w:hanging="360"/>
+      </w:pPr>
+      <w:rPr>
+        <w:rFonts w:ascii="Courier New" w:hAnsi="Courier New" w:cs="Courier New" w:hint="default"/>
+      </w:rPr>
+    </w:lvl>
+    <w:lvl w:ilvl="8" w:tplc="04090005" w:tentative="1">
+      <w:start w:val="1"/>
+      <w:numFmt w:val="bullet"/>
+      <w:lvlText w:val=""/>
+      <w:lvlJc w:val="left"/>
+      <w:pPr>
+        <w:ind w:left="6120" w:hanging="360"/>
+      </w:pPr>
+      <w:rPr>
+        <w:rFonts w:ascii="Wingdings" w:hAnsi="Wingdings" w:hint="default"/>
+      </w:rPr>
+    </w:lvl>
+  </w:abstractNum>
+  <w:abstractNum w:abstractNumId="24">
     <w:nsid w:val="56E024CC"/>
     <w:multiLevelType w:val="hybridMultilevel"/>
     <w:tmpl w:val="CD387D4E"/>
@@ -5231,7 +5485,7 @@
       </w:rPr>
     </w:lvl>
   </w:abstractNum>
-  <w:abstractNum w:abstractNumId="23">
+  <w:abstractNum w:abstractNumId="25">
     <w:nsid w:val="5ABE701F"/>
     <w:multiLevelType w:val="hybridMultilevel"/>
     <w:tmpl w:val="2C5635A6"/>
@@ -5344,7 +5598,7 @@
       </w:rPr>
     </w:lvl>
   </w:abstractNum>
-  <w:abstractNum w:abstractNumId="24">
+  <w:abstractNum w:abstractNumId="26">
     <w:nsid w:val="5C0615FD"/>
     <w:multiLevelType w:val="hybridMultilevel"/>
     <w:tmpl w:val="5B2E5890"/>
@@ -5430,7 +5684,7 @@
       </w:pPr>
     </w:lvl>
   </w:abstractNum>
-  <w:abstractNum w:abstractNumId="25">
+  <w:abstractNum w:abstractNumId="27">
     <w:nsid w:val="5C4D4729"/>
     <w:multiLevelType w:val="hybridMultilevel"/>
     <w:tmpl w:val="645C8F3E"/>
@@ -5543,7 +5797,7 @@
       </w:rPr>
     </w:lvl>
   </w:abstractNum>
-  <w:abstractNum w:abstractNumId="26">
+  <w:abstractNum w:abstractNumId="28">
     <w:nsid w:val="5F161A46"/>
     <w:multiLevelType w:val="hybridMultilevel"/>
     <w:tmpl w:val="40AEE0C6"/>
@@ -5656,7 +5910,7 @@
       </w:rPr>
     </w:lvl>
   </w:abstractNum>
-  <w:abstractNum w:abstractNumId="27">
+  <w:abstractNum w:abstractNumId="29">
     <w:nsid w:val="6157146B"/>
     <w:multiLevelType w:val="hybridMultilevel"/>
     <w:tmpl w:val="FA2AE166"/>
@@ -5769,7 +6023,121 @@
       </w:rPr>
     </w:lvl>
   </w:abstractNum>
-  <w:abstractNum w:abstractNumId="28">
+  <w:abstractNum w:abstractNumId="30">
+    <w:nsid w:val="65FC48BB"/>
+    <w:multiLevelType w:val="hybridMultilevel"/>
+    <w:tmpl w:val="C87CD16C"/>
+    <w:lvl w:ilvl="0" w:tplc="1098F2DC">
+      <w:start w:val="1"/>
+      <w:numFmt w:val="bullet"/>
+      <w:lvlText w:val=""/>
+      <w:lvlJc w:val="left"/>
+      <w:pPr>
+        <w:ind w:left="360" w:hanging="360"/>
+      </w:pPr>
+      <w:rPr>
+        <w:rFonts w:ascii="Wingdings" w:hAnsi="Wingdings" w:hint="default"/>
+        <w:sz w:val="18"/>
+      </w:rPr>
+    </w:lvl>
+    <w:lvl w:ilvl="1" w:tplc="04090003" w:tentative="1">
+      <w:start w:val="1"/>
+      <w:numFmt w:val="bullet"/>
+      <w:lvlText w:val="o"/>
+      <w:lvlJc w:val="left"/>
+      <w:pPr>
+        <w:ind w:left="1080" w:hanging="360"/>
+      </w:pPr>
+      <w:rPr>
+        <w:rFonts w:ascii="Courier New" w:hAnsi="Courier New" w:cs="Courier New" w:hint="default"/>
+      </w:rPr>
+    </w:lvl>
+    <w:lvl w:ilvl="2" w:tplc="04090005" w:tentative="1">
+      <w:start w:val="1"/>
+      <w:numFmt w:val="bullet"/>
+      <w:lvlText w:val=""/>
+      <w:lvlJc w:val="left"/>
+      <w:pPr>
+        <w:ind w:left="1800" w:hanging="360"/>
+      </w:pPr>
+      <w:rPr>
+        <w:rFonts w:ascii="Wingdings" w:hAnsi="Wingdings" w:hint="default"/>
+      </w:rPr>
+    </w:lvl>
+    <w:lvl w:ilvl="3" w:tplc="04090001" w:tentative="1">
+      <w:start w:val="1"/>
+      <w:numFmt w:val="bullet"/>
+      <w:lvlText w:val=""/>
+      <w:lvlJc w:val="left"/>
+      <w:pPr>
+        <w:ind w:left="2520" w:hanging="360"/>
+      </w:pPr>
+      <w:rPr>
+        <w:rFonts w:ascii="Symbol" w:hAnsi="Symbol" w:hint="default"/>
+      </w:rPr>
+    </w:lvl>
+    <w:lvl w:ilvl="4" w:tplc="04090003" w:tentative="1">
+      <w:start w:val="1"/>
+      <w:numFmt w:val="bullet"/>
+      <w:lvlText w:val="o"/>
+      <w:lvlJc w:val="left"/>
+      <w:pPr>
+        <w:ind w:left="3240" w:hanging="360"/>
+      </w:pPr>
+      <w:rPr>
+        <w:rFonts w:ascii="Courier New" w:hAnsi="Courier New" w:cs="Courier New" w:hint="default"/>
+      </w:rPr>
+    </w:lvl>
+    <w:lvl w:ilvl="5" w:tplc="04090005" w:tentative="1">
+      <w:start w:val="1"/>
+      <w:numFmt w:val="bullet"/>
+      <w:lvlText w:val=""/>
+      <w:lvlJc w:val="left"/>
+      <w:pPr>
+        <w:ind w:left="3960" w:hanging="360"/>
+      </w:pPr>
+      <w:rPr>
+        <w:rFonts w:ascii="Wingdings" w:hAnsi="Wingdings" w:hint="default"/>
+      </w:rPr>
+    </w:lvl>
+    <w:lvl w:ilvl="6" w:tplc="04090001" w:tentative="1">
+      <w:start w:val="1"/>
+      <w:numFmt w:val="bullet"/>
+      <w:lvlText w:val=""/>
+      <w:lvlJc w:val="left"/>
+      <w:pPr>
+        <w:ind w:left="4680" w:hanging="360"/>
+      </w:pPr>
+      <w:rPr>
+        <w:rFonts w:ascii="Symbol" w:hAnsi="Symbol" w:hint="default"/>
+      </w:rPr>
+    </w:lvl>
+    <w:lvl w:ilvl="7" w:tplc="04090003" w:tentative="1">
+      <w:start w:val="1"/>
+      <w:numFmt w:val="bullet"/>
+      <w:lvlText w:val="o"/>
+      <w:lvlJc w:val="left"/>
+      <w:pPr>
+        <w:ind w:left="5400" w:hanging="360"/>
+      </w:pPr>
+      <w:rPr>
+        <w:rFonts w:ascii="Courier New" w:hAnsi="Courier New" w:cs="Courier New" w:hint="default"/>
+      </w:rPr>
+    </w:lvl>
+    <w:lvl w:ilvl="8" w:tplc="04090005" w:tentative="1">
+      <w:start w:val="1"/>
+      <w:numFmt w:val="bullet"/>
+      <w:lvlText w:val=""/>
+      <w:lvlJc w:val="left"/>
+      <w:pPr>
+        <w:ind w:left="6120" w:hanging="360"/>
+      </w:pPr>
+      <w:rPr>
+        <w:rFonts w:ascii="Wingdings" w:hAnsi="Wingdings" w:hint="default"/>
+      </w:rPr>
+    </w:lvl>
+  </w:abstractNum>
+  <w:abstractNum w:abstractNumId="31">
     <w:nsid w:val="66A76D4D"/>
     <w:multiLevelType w:val="hybridMultilevel"/>
     <w:tmpl w:val="A1ACC958"/>
@@ -5881,7 +6249,7 @@
       </w:rPr>
     </w:lvl>
   </w:abstractNum>
-  <w:abstractNum w:abstractNumId="29">
+  <w:abstractNum w:abstractNumId="32">
     <w:nsid w:val="68D1638E"/>
     <w:multiLevelType w:val="hybridMultilevel"/>
     <w:tmpl w:val="0FE2C19C"/>
@@ -5994,7 +6362,7 @@
       </w:rPr>
     </w:lvl>
   </w:abstractNum>
-  <w:abstractNum w:abstractNumId="30">
+  <w:abstractNum w:abstractNumId="33">
     <w:nsid w:val="6E410B29"/>
     <w:multiLevelType w:val="hybridMultilevel"/>
     <w:tmpl w:val="AC362FE0"/>
@@ -6107,7 +6475,7 @@
       </w:rPr>
     </w:lvl>
   </w:abstractNum>
-  <w:abstractNum w:abstractNumId="31">
+  <w:abstractNum w:abstractNumId="34">
     <w:nsid w:val="6EEE0058"/>
     <w:multiLevelType w:val="hybridMultilevel"/>
     <w:tmpl w:val="7772DFE4"/>
@@ -6220,7 +6588,7 @@
       </w:rPr>
     </w:lvl>
   </w:abstractNum>
-  <w:abstractNum w:abstractNumId="32">
+  <w:abstractNum w:abstractNumId="35">
     <w:nsid w:val="6F1E2240"/>
     <w:multiLevelType w:val="hybridMultilevel"/>
     <w:tmpl w:val="6D14FED8"/>
@@ -6333,7 +6701,7 @@
       </w:rPr>
     </w:lvl>
   </w:abstractNum>
-  <w:abstractNum w:abstractNumId="33">
+  <w:abstractNum w:abstractNumId="36">
     <w:nsid w:val="721E2DDD"/>
     <w:multiLevelType w:val="multilevel"/>
     <w:tmpl w:val="8750AE80"/>
@@ -6482,7 +6850,7 @@
       </w:rPr>
     </w:lvl>
   </w:abstractNum>
-  <w:abstractNum w:abstractNumId="34">
+  <w:abstractNum w:abstractNumId="37">
     <w:nsid w:val="735A022C"/>
     <w:multiLevelType w:val="hybridMultilevel"/>
     <w:tmpl w:val="1430D236"/>
@@ -6595,7 +6963,7 @@
       </w:rPr>
     </w:lvl>
   </w:abstractNum>
-  <w:abstractNum w:abstractNumId="35">
+  <w:abstractNum w:abstractNumId="38">
     <w:nsid w:val="73B11F96"/>
     <w:multiLevelType w:val="hybridMultilevel"/>
     <w:tmpl w:val="BCD271E8"/>
@@ -6707,7 +7075,7 @@
       </w:rPr>
     </w:lvl>
   </w:abstractNum>
-  <w:abstractNum w:abstractNumId="36">
+  <w:abstractNum w:abstractNumId="39">
     <w:nsid w:val="76A6066D"/>
     <w:multiLevelType w:val="hybridMultilevel"/>
     <w:tmpl w:val="5C245E46"/>
@@ -6820,7 +7188,7 @@
       </w:rPr>
     </w:lvl>
   </w:abstractNum>
-  <w:abstractNum w:abstractNumId="37">
+  <w:abstractNum w:abstractNumId="40">
     <w:nsid w:val="774C6F2C"/>
     <w:multiLevelType w:val="hybridMultilevel"/>
     <w:tmpl w:val="902A2FDA"/>
@@ -6933,7 +7301,7 @@
       </w:rPr>
     </w:lvl>
   </w:abstractNum>
-  <w:abstractNum w:abstractNumId="38">
+  <w:abstractNum w:abstractNumId="41">
     <w:nsid w:val="784C5B8D"/>
     <w:multiLevelType w:val="hybridMultilevel"/>
     <w:tmpl w:val="A5343578"/>
@@ -7046,7 +7414,7 @@
       </w:rPr>
     </w:lvl>
   </w:abstractNum>
-  <w:abstractNum w:abstractNumId="39">
+  <w:abstractNum w:abstractNumId="42">
     <w:nsid w:val="7F4E2A0B"/>
     <w:multiLevelType w:val="hybridMultilevel"/>
     <w:tmpl w:val="3DC29F4E"/>
@@ -7166,25 +7534,25 @@
     </w:lvlOverride>
   </w:num>
   <w:num w:numId="2">
-    <w:abstractNumId w:val="37"/>
+    <w:abstractNumId w:val="40"/>
   </w:num>
   <w:num w:numId="3">
     <w:abstractNumId w:val="12"/>
   </w:num>
   <w:num w:numId="4">
-    <w:abstractNumId w:val="28"/>
+    <w:abstractNumId w:val="31"/>
   </w:num>
   <w:num w:numId="5">
-    <w:abstractNumId w:val="29"/>
+    <w:abstractNumId w:val="32"/>
   </w:num>
   <w:num w:numId="6">
-    <w:abstractNumId w:val="35"/>
+    <w:abstractNumId w:val="38"/>
   </w:num>
   <w:num w:numId="7">
-    <w:abstractNumId w:val="14"/>
+    <w:abstractNumId w:val="15"/>
   </w:num>
   <w:num w:numId="8">
-    <w:abstractNumId w:val="18"/>
+    <w:abstractNumId w:val="19"/>
   </w:num>
   <w:num w:numId="9">
     <w:abstractNumId w:val="0"/>
@@ -7196,25 +7564,25 @@
     <w:abstractNumId w:val="5"/>
   </w:num>
   <w:num w:numId="12">
-    <w:abstractNumId w:val="13"/>
+    <w:abstractNumId w:val="14"/>
   </w:num>
   <w:num w:numId="13">
-    <w:abstractNumId w:val="39"/>
+    <w:abstractNumId w:val="42"/>
   </w:num>
   <w:num w:numId="14">
-    <w:abstractNumId w:val="30"/>
+    <w:abstractNumId w:val="33"/>
   </w:num>
   <w:num w:numId="15">
     <w:abstractNumId w:val="2"/>
   </w:num>
   <w:num w:numId="16">
-    <w:abstractNumId w:val="32"/>
+    <w:abstractNumId w:val="35"/>
   </w:num>
   <w:num w:numId="17">
     <w:abstractNumId w:val="8"/>
   </w:num>
   <w:num w:numId="18">
-    <w:abstractNumId w:val="26"/>
+    <w:abstractNumId w:val="28"/>
   </w:num>
   <w:num w:numId="19">
     <w:abstractNumId w:val="3"/>
@@ -7223,64 +7591,73 @@
     <w:abstractNumId w:val="4"/>
   </w:num>
   <w:num w:numId="21">
-    <w:abstractNumId w:val="15"/>
+    <w:abstractNumId w:val="16"/>
   </w:num>
   <w:num w:numId="22">
-    <w:abstractNumId w:val="20"/>
+    <w:abstractNumId w:val="21"/>
   </w:num>
   <w:num w:numId="23">
-    <w:abstractNumId w:val="17"/>
+    <w:abstractNumId w:val="18"/>
   </w:num>
   <w:num w:numId="24">
-    <w:abstractNumId w:val="19"/>
+    <w:abstractNumId w:val="20"/>
   </w:num>
   <w:num w:numId="25">
     <w:abstractNumId w:val="6"/>
   </w:num>
   <w:num w:numId="26">
-    <w:abstractNumId w:val="23"/>
+    <w:abstractNumId w:val="25"/>
   </w:num>
   <w:num w:numId="27">
-    <w:abstractNumId w:val="21"/>
+    <w:abstractNumId w:val="22"/>
   </w:num>
   <w:num w:numId="28">
-    <w:abstractNumId w:val="22"/>
+    <w:abstractNumId w:val="24"/>
   </w:num>
   <w:num w:numId="29">
-    <w:abstractNumId w:val="31"/>
+    <w:abstractNumId w:val="34"/>
   </w:num>
   <w:num w:numId="30">
     <w:abstractNumId w:val="10"/>
   </w:num>
   <w:num w:numId="31">
-    <w:abstractNumId w:val="38"/>
+    <w:abstractNumId w:val="41"/>
   </w:num>
   <w:num w:numId="32">
     <w:abstractNumId w:val="7"/>
   </w:num>
   <w:num w:numId="33">
-    <w:abstractNumId w:val="33"/>
+    <w:abstractNumId w:val="36"/>
   </w:num>
   <w:num w:numId="34">
-    <w:abstractNumId w:val="36"/>
+    <w:abstractNumId w:val="39"/>
   </w:num>
   <w:num w:numId="35">
-    <w:abstractNumId w:val="25"/>
+    <w:abstractNumId w:val="27"/>
   </w:num>
   <w:num w:numId="36">
-    <w:abstractNumId w:val="34"/>
+    <w:abstractNumId w:val="37"/>
   </w:num>
   <w:num w:numId="37">
-    <w:abstractNumId w:val="24"/>
+    <w:abstractNumId w:val="26"/>
   </w:num>
   <w:num w:numId="38">
-    <w:abstractNumId w:val="16"/>
+    <w:abstractNumId w:val="17"/>
   </w:num>
   <w:num w:numId="39">
     <w:abstractNumId w:val="1"/>
   </w:num>
   <w:num w:numId="40">
-    <w:abstractNumId w:val="27"/>
+    <w:abstractNumId w:val="29"/>
+  </w:num>
+  <w:num w:numId="41">
+    <w:abstractNumId w:val="13"/>
+  </w:num>
+  <w:num w:numId="42">
+    <w:abstractNumId w:val="30"/>
+  </w:num>
+  <w:num w:numId="43">
+    <w:abstractNumId w:val="23"/>
   </w:num>
 </w:numbering>
 </file>
